--- a/Hệ thống mẫu văn bản/Nguyên đã làm/Lịch báo giảng/Lịch báo giảng - Tuần 10 (TTH+TH).docx
+++ b/Hệ thống mẫu văn bản/Nguyên đã làm/Lịch báo giảng/Lịch báo giảng - Tuần 10 (TTH+TH).docx
@@ -1065,7 +1065,7 @@
                 <w:sz w:val="26"/>
                 <w:szCs w:val="26"/>
               </w:rPr>
-              <w:t>Đánh giá định kỳ 1</w:t>
+              <w:t>Tạo sản phẩm đầu tiên</w:t>
             </w:r>
           </w:p>
         </w:tc>
@@ -1459,7 +1459,7 @@
                 <w:rFonts w:ascii="Times New Roman" w:hAnsi="Times New Roman"/>
                 <w:sz w:val="26"/>
               </w:rPr>
-              <w:t>Đánh giá định kỳ 1</w:t>
+              <w:t>Tạo sản phẩm đầu tiên</w:t>
             </w:r>
           </w:p>
         </w:tc>
@@ -3446,7 +3446,7 @@
                 <w:sz w:val="26"/>
                 <w:szCs w:val="26"/>
               </w:rPr>
-              <w:t>Đánh giá định kỳ 1</w:t>
+              <w:t>Em tạo bức tranh đầu tiên</w:t>
             </w:r>
           </w:p>
         </w:tc>
@@ -4441,7 +4441,7 @@
                 <w:rFonts w:ascii="Times New Roman" w:hAnsi="Times New Roman"/>
                 <w:sz w:val="26"/>
               </w:rPr>
-              <w:t>Đánh giá định kỳ 1</w:t>
+              <w:t>Tạo một sản phẩm có tổ chức</w:t>
             </w:r>
           </w:p>
         </w:tc>
@@ -6249,7 +6249,7 @@
                 <w:rFonts w:ascii="Times New Roman" w:hAnsi="Times New Roman"/>
                 <w:sz w:val="26"/>
               </w:rPr>
-              <w:t>Đánh giá định kỳ 1</w:t>
+              <w:t>Tạo một sản phẩm có tổ chức</w:t>
             </w:r>
           </w:p>
         </w:tc>
@@ -9018,7 +9018,7 @@
                 <w:sz w:val="26"/>
                 <w:szCs w:val="26"/>
               </w:rPr>
-              <w:t>Đánh giá định kỳ 1</w:t>
+              <w:t>Em tạo bức tranh đầu tiên</w:t>
             </w:r>
           </w:p>
         </w:tc>
@@ -9221,7 +9221,7 @@
                 <w:sz w:val="26"/>
                 <w:szCs w:val="26"/>
               </w:rPr>
-              <w:t>Đánh giá định kỳ 1</w:t>
+              <w:t>Em tạo bức tranh đầu tiên</w:t>
             </w:r>
           </w:p>
         </w:tc>

--- a/Hệ thống mẫu văn bản/Nguyên đã làm/Lịch báo giảng/Lịch báo giảng - Tuần 10 (TTH+TH).docx
+++ b/Hệ thống mẫu văn bản/Nguyên đã làm/Lịch báo giảng/Lịch báo giảng - Tuần 10 (TTH+TH).docx
@@ -1,6 +1,6 @@
 
 <file path=word/document.xml><?xml version="1.0" encoding="utf-8"?>
-<w:document xmlns:wpc="http://schemas.microsoft.com/office/word/2010/wordprocessingCanvas" xmlns:cx="http://schemas.microsoft.com/office/drawing/2014/chartex" xmlns:cx1="http://schemas.microsoft.com/office/drawing/2015/9/8/chartex" xmlns:cx2="http://schemas.microsoft.com/office/drawing/2015/10/21/chartex" xmlns:cx3="http://schemas.microsoft.com/office/drawing/2016/5/9/chartex" xmlns:cx4="http://schemas.microsoft.com/office/drawing/2016/5/10/chartex" xmlns:cx5="http://schemas.microsoft.com/office/drawing/2016/5/11/chartex" xmlns:cx6="http://schemas.microsoft.com/office/drawing/2016/5/12/chartex" xmlns:cx7="http://schemas.microsoft.com/office/drawing/2016/5/13/chartex" xmlns:cx8="http://schemas.microsoft.com/office/drawing/2016/5/14/chartex" xmlns:mc="http://schemas.openxmlformats.org/markup-compatibility/2006" xmlns:aink="http://schemas.microsoft.com/office/drawing/2016/ink" xmlns:am3d="http://schemas.microsoft.com/office/drawing/2017/model3d" xmlns:o="urn:schemas-microsoft-com:office:office" xmlns:oel="http://schemas.microsoft.com/office/2019/extlst" xmlns:r="http://schemas.openxmlformats.org/officeDocument/2006/relationships" xmlns:m="http://schemas.openxmlformats.org/officeDocument/2006/math" xmlns:v="urn:schemas-microsoft-com:vml" xmlns:wp14="http://schemas.microsoft.com/office/word/2010/wordprocessingDrawing" xmlns:wp="http://schemas.openxmlformats.org/drawingml/2006/wordprocessingDrawing" xmlns:w10="urn:schemas-microsoft-com:office:word" xmlns:w="http://schemas.openxmlformats.org/wordprocessingml/2006/main" xmlns:w14="http://schemas.microsoft.com/office/word/2010/wordml" xmlns:w15="http://schemas.microsoft.com/office/word/2012/wordml" xmlns:w16cei="http://schemas.microsoft.com/office/word/2026/wordml/cei" xmlns:w16cex="http://schemas.microsoft.com/office/word/2018/wordml/cex" xmlns:w16cid="http://schemas.microsoft.com/office/word/2016/wordml/cid" xmlns:w16="http://schemas.microsoft.com/office/word/2018/wordml" xmlns:w16du="http://schemas.microsoft.com/office/word/2023/wordml/word16du" xmlns:w16sdtdh="http://schemas.microsoft.com/office/word/2020/wordml/sdtdatahash" xmlns:w16sdtfl="http://schemas.microsoft.com/office/word/2024/wordml/sdtformatlock" xmlns:w16se="http://schemas.microsoft.com/office/word/2015/wordml/symex" xmlns:wpg="http://schemas.microsoft.com/office/word/2010/wordprocessingGroup" xmlns:wpi="http://schemas.microsoft.com/office/word/2010/wordprocessingInk" xmlns:wne="http://schemas.microsoft.com/office/word/2006/wordml" xmlns:wps="http://schemas.microsoft.com/office/word/2010/wordprocessingShape" mc:Ignorable="w14 w15 w16se w16cid w16 w16cex w16sdtdh w16sdtfl w16du wp14">
+<w:document xmlns:wpc="http://schemas.microsoft.com/office/word/2010/wordprocessingCanvas" xmlns:cx="http://schemas.microsoft.com/office/drawing/2014/chartex" xmlns:cx1="http://schemas.microsoft.com/office/drawing/2015/9/8/chartex" xmlns:cx2="http://schemas.microsoft.com/office/drawing/2015/10/21/chartex" xmlns:cx3="http://schemas.microsoft.com/office/drawing/2016/5/9/chartex" xmlns:cx4="http://schemas.microsoft.com/office/drawing/2016/5/10/chartex" xmlns:cx5="http://schemas.microsoft.com/office/drawing/2016/5/11/chartex" xmlns:cx6="http://schemas.microsoft.com/office/drawing/2016/5/12/chartex" xmlns:cx7="http://schemas.microsoft.com/office/drawing/2016/5/13/chartex" xmlns:cx8="http://schemas.microsoft.com/office/drawing/2016/5/14/chartex" xmlns:mc="http://schemas.openxmlformats.org/markup-compatibility/2006" xmlns:aink="http://schemas.microsoft.com/office/drawing/2016/ink" xmlns:am3d="http://schemas.microsoft.com/office/drawing/2017/model3d" xmlns:o="urn:schemas-microsoft-com:office:office" xmlns:oel="http://schemas.microsoft.com/office/2019/extlst" xmlns:r="http://schemas.openxmlformats.org/officeDocument/2006/relationships" xmlns:m="http://schemas.openxmlformats.org/officeDocument/2006/math" xmlns:v="urn:schemas-microsoft-com:vml" xmlns:wp14="http://schemas.microsoft.com/office/word/2010/wordprocessingDrawing" xmlns:wp="http://schemas.openxmlformats.org/drawingml/2006/wordprocessingDrawing" xmlns:w10="urn:schemas-microsoft-com:office:word" xmlns:w="http://schemas.openxmlformats.org/wordprocessingml/2006/main" xmlns:w14="http://schemas.microsoft.com/office/word/2010/wordml" xmlns:w15="http://schemas.microsoft.com/office/word/2012/wordml" xmlns:w16cex="http://schemas.microsoft.com/office/word/2018/wordml/cex" xmlns:w16cid="http://schemas.microsoft.com/office/word/2016/wordml/cid" xmlns:w16="http://schemas.microsoft.com/office/word/2018/wordml" xmlns:w16du="http://schemas.microsoft.com/office/word/2023/wordml/word16du" xmlns:w16sdtdh="http://schemas.microsoft.com/office/word/2020/wordml/sdtdatahash" xmlns:w16sdtfl="http://schemas.microsoft.com/office/word/2024/wordml/sdtformatlock" xmlns:w16se="http://schemas.microsoft.com/office/word/2015/wordml/symex" xmlns:wpg="http://schemas.microsoft.com/office/word/2010/wordprocessingGroup" xmlns:wpi="http://schemas.microsoft.com/office/word/2010/wordprocessingInk" xmlns:wne="http://schemas.microsoft.com/office/word/2006/wordml" xmlns:wps="http://schemas.microsoft.com/office/word/2010/wordprocessingShape" mc:Ignorable="w14 w15 w16se w16cid w16 w16cex w16sdtdh w16sdtfl w16du wp14">
   <w:body>
     <w:p>
       <w:pPr>
@@ -36,7 +36,7 @@
         <w:rPr>
           <w:i/>
         </w:rPr>
-        <w:t>Buổi…sáng……..Tuần…10…(Từ ngày…05/10/2026 …đến ngày:… 09/10/2026….)</w:t>
+        <w:t>Buổi sáng    Tuần 10 (Từ ngày 05/10/2026 đến ngày 09/10/2026)</w:t>
       </w:r>
     </w:p>
     <w:tbl>
@@ -394,12 +394,6 @@
                 <w:szCs w:val="26"/>
               </w:rPr>
             </w:pPr>
-            <w:r>
-              <w:rPr>
-                <w:rFonts w:ascii="Times New Roman" w:hAnsi="Times New Roman"/>
-                <w:sz w:val="26"/>
-              </w:rPr>
-            </w:r>
           </w:p>
         </w:tc>
         <w:tc>
@@ -421,12 +415,6 @@
                 <w:szCs w:val="26"/>
               </w:rPr>
             </w:pPr>
-            <w:r>
-              <w:rPr>
-                <w:rFonts w:ascii="Times New Roman" w:hAnsi="Times New Roman"/>
-                <w:sz w:val="26"/>
-              </w:rPr>
-            </w:r>
           </w:p>
         </w:tc>
         <w:tc>
@@ -448,12 +436,6 @@
                 <w:szCs w:val="26"/>
               </w:rPr>
             </w:pPr>
-            <w:r>
-              <w:rPr>
-                <w:rFonts w:ascii="Times New Roman" w:hAnsi="Times New Roman"/>
-                <w:sz w:val="26"/>
-              </w:rPr>
-            </w:r>
           </w:p>
         </w:tc>
         <w:tc>
@@ -475,12 +457,6 @@
                 <w:szCs w:val="26"/>
               </w:rPr>
             </w:pPr>
-            <w:r>
-              <w:rPr>
-                <w:rFonts w:ascii="Times New Roman" w:hAnsi="Times New Roman"/>
-                <w:sz w:val="26"/>
-              </w:rPr>
-            </w:r>
           </w:p>
         </w:tc>
         <w:tc>
@@ -502,12 +478,6 @@
                 <w:szCs w:val="26"/>
               </w:rPr>
             </w:pPr>
-            <w:r>
-              <w:rPr>
-                <w:rFonts w:ascii="Times New Roman" w:hAnsi="Times New Roman"/>
-                <w:sz w:val="26"/>
-              </w:rPr>
-            </w:r>
           </w:p>
         </w:tc>
       </w:tr>
@@ -585,12 +555,6 @@
                 <w:szCs w:val="26"/>
               </w:rPr>
             </w:pPr>
-            <w:r>
-              <w:rPr>
-                <w:rFonts w:ascii="Times New Roman" w:hAnsi="Times New Roman"/>
-                <w:sz w:val="26"/>
-              </w:rPr>
-            </w:r>
           </w:p>
         </w:tc>
         <w:tc>
@@ -612,12 +576,6 @@
                 <w:szCs w:val="26"/>
               </w:rPr>
             </w:pPr>
-            <w:r>
-              <w:rPr>
-                <w:rFonts w:ascii="Times New Roman" w:hAnsi="Times New Roman"/>
-                <w:sz w:val="26"/>
-              </w:rPr>
-            </w:r>
           </w:p>
         </w:tc>
         <w:tc>
@@ -639,12 +597,6 @@
                 <w:szCs w:val="26"/>
               </w:rPr>
             </w:pPr>
-            <w:r>
-              <w:rPr>
-                <w:rFonts w:ascii="Times New Roman" w:hAnsi="Times New Roman"/>
-                <w:sz w:val="26"/>
-              </w:rPr>
-            </w:r>
           </w:p>
         </w:tc>
         <w:tc>
@@ -666,12 +618,6 @@
                 <w:szCs w:val="26"/>
               </w:rPr>
             </w:pPr>
-            <w:r>
-              <w:rPr>
-                <w:rFonts w:ascii="Times New Roman" w:hAnsi="Times New Roman"/>
-                <w:sz w:val="26"/>
-              </w:rPr>
-            </w:r>
           </w:p>
         </w:tc>
         <w:tc>
@@ -693,12 +639,6 @@
                 <w:szCs w:val="26"/>
               </w:rPr>
             </w:pPr>
-            <w:r>
-              <w:rPr>
-                <w:rFonts w:ascii="Times New Roman" w:hAnsi="Times New Roman"/>
-                <w:sz w:val="26"/>
-              </w:rPr>
-            </w:r>
           </w:p>
         </w:tc>
       </w:tr>
@@ -1173,12 +1113,6 @@
                 <w:szCs w:val="26"/>
               </w:rPr>
             </w:pPr>
-            <w:r>
-              <w:rPr>
-                <w:rFonts w:ascii="Times New Roman" w:hAnsi="Times New Roman"/>
-                <w:sz w:val="26"/>
-              </w:rPr>
-            </w:r>
           </w:p>
         </w:tc>
         <w:tc>
@@ -1200,12 +1134,6 @@
                 <w:szCs w:val="26"/>
               </w:rPr>
             </w:pPr>
-            <w:r>
-              <w:rPr>
-                <w:rFonts w:ascii="Times New Roman" w:hAnsi="Times New Roman"/>
-                <w:sz w:val="26"/>
-              </w:rPr>
-            </w:r>
           </w:p>
         </w:tc>
         <w:tc>
@@ -1227,12 +1155,6 @@
                 <w:szCs w:val="26"/>
               </w:rPr>
             </w:pPr>
-            <w:r>
-              <w:rPr>
-                <w:rFonts w:ascii="Times New Roman" w:hAnsi="Times New Roman"/>
-                <w:sz w:val="26"/>
-              </w:rPr>
-            </w:r>
           </w:p>
         </w:tc>
         <w:tc>
@@ -1254,12 +1176,6 @@
                 <w:szCs w:val="26"/>
               </w:rPr>
             </w:pPr>
-            <w:r>
-              <w:rPr>
-                <w:rFonts w:ascii="Times New Roman" w:hAnsi="Times New Roman"/>
-                <w:sz w:val="26"/>
-              </w:rPr>
-            </w:r>
           </w:p>
         </w:tc>
         <w:tc>
@@ -1281,12 +1197,6 @@
                 <w:szCs w:val="26"/>
               </w:rPr>
             </w:pPr>
-            <w:r>
-              <w:rPr>
-                <w:rFonts w:ascii="Times New Roman" w:hAnsi="Times New Roman"/>
-                <w:sz w:val="26"/>
-              </w:rPr>
-            </w:r>
           </w:p>
         </w:tc>
       </w:tr>
@@ -1568,12 +1478,6 @@
                 <w:szCs w:val="26"/>
               </w:rPr>
             </w:pPr>
-            <w:r>
-              <w:rPr>
-                <w:rFonts w:ascii="Times New Roman" w:hAnsi="Times New Roman"/>
-                <w:sz w:val="26"/>
-              </w:rPr>
-            </w:r>
           </w:p>
         </w:tc>
         <w:tc>
@@ -1595,12 +1499,6 @@
                 <w:szCs w:val="26"/>
               </w:rPr>
             </w:pPr>
-            <w:r>
-              <w:rPr>
-                <w:rFonts w:ascii="Times New Roman" w:hAnsi="Times New Roman"/>
-                <w:sz w:val="26"/>
-              </w:rPr>
-            </w:r>
           </w:p>
         </w:tc>
         <w:tc>
@@ -1622,12 +1520,6 @@
                 <w:szCs w:val="26"/>
               </w:rPr>
             </w:pPr>
-            <w:r>
-              <w:rPr>
-                <w:rFonts w:ascii="Times New Roman" w:hAnsi="Times New Roman"/>
-                <w:sz w:val="26"/>
-              </w:rPr>
-            </w:r>
           </w:p>
         </w:tc>
         <w:tc>
@@ -1649,12 +1541,6 @@
                 <w:szCs w:val="26"/>
               </w:rPr>
             </w:pPr>
-            <w:r>
-              <w:rPr>
-                <w:rFonts w:ascii="Times New Roman" w:hAnsi="Times New Roman"/>
-                <w:sz w:val="26"/>
-              </w:rPr>
-            </w:r>
           </w:p>
         </w:tc>
         <w:tc>
@@ -1676,12 +1562,6 @@
                 <w:szCs w:val="26"/>
               </w:rPr>
             </w:pPr>
-            <w:r>
-              <w:rPr>
-                <w:rFonts w:ascii="Times New Roman" w:hAnsi="Times New Roman"/>
-                <w:sz w:val="26"/>
-              </w:rPr>
-            </w:r>
           </w:p>
         </w:tc>
       </w:tr>
@@ -1854,7 +1734,7 @@
                 <w:sz w:val="26"/>
                 <w:szCs w:val="26"/>
               </w:rPr>
-              <w:t>Ôn tập Đánh giá định kỳ 1</w:t>
+              <w:t>Đánh giá định kỳ 1</w:t>
             </w:r>
           </w:p>
         </w:tc>
@@ -2167,12 +2047,6 @@
                 <w:szCs w:val="26"/>
               </w:rPr>
             </w:pPr>
-            <w:r>
-              <w:rPr>
-                <w:rFonts w:ascii="Times New Roman" w:hAnsi="Times New Roman"/>
-                <w:sz w:val="26"/>
-              </w:rPr>
-            </w:r>
           </w:p>
         </w:tc>
         <w:tc>
@@ -2194,12 +2068,6 @@
                 <w:szCs w:val="26"/>
               </w:rPr>
             </w:pPr>
-            <w:r>
-              <w:rPr>
-                <w:rFonts w:ascii="Times New Roman" w:hAnsi="Times New Roman"/>
-                <w:sz w:val="26"/>
-              </w:rPr>
-            </w:r>
           </w:p>
         </w:tc>
         <w:tc>
@@ -2221,12 +2089,6 @@
                 <w:szCs w:val="26"/>
               </w:rPr>
             </w:pPr>
-            <w:r>
-              <w:rPr>
-                <w:rFonts w:ascii="Times New Roman" w:hAnsi="Times New Roman"/>
-                <w:sz w:val="26"/>
-              </w:rPr>
-            </w:r>
           </w:p>
         </w:tc>
         <w:tc>
@@ -2248,12 +2110,6 @@
                 <w:szCs w:val="26"/>
               </w:rPr>
             </w:pPr>
-            <w:r>
-              <w:rPr>
-                <w:rFonts w:ascii="Times New Roman" w:hAnsi="Times New Roman"/>
-                <w:sz w:val="26"/>
-              </w:rPr>
-            </w:r>
           </w:p>
         </w:tc>
         <w:tc>
@@ -2275,12 +2131,6 @@
                 <w:szCs w:val="26"/>
               </w:rPr>
             </w:pPr>
-            <w:r>
-              <w:rPr>
-                <w:rFonts w:ascii="Times New Roman" w:hAnsi="Times New Roman"/>
-                <w:sz w:val="26"/>
-              </w:rPr>
-            </w:r>
           </w:p>
         </w:tc>
       </w:tr>
@@ -2364,12 +2214,6 @@
                 <w:szCs w:val="26"/>
               </w:rPr>
             </w:pPr>
-            <w:r>
-              <w:rPr>
-                <w:rFonts w:ascii="Times New Roman" w:hAnsi="Times New Roman"/>
-                <w:sz w:val="26"/>
-              </w:rPr>
-            </w:r>
           </w:p>
         </w:tc>
         <w:tc>
@@ -2391,12 +2235,6 @@
                 <w:szCs w:val="26"/>
               </w:rPr>
             </w:pPr>
-            <w:r>
-              <w:rPr>
-                <w:rFonts w:ascii="Times New Roman" w:hAnsi="Times New Roman"/>
-                <w:sz w:val="26"/>
-              </w:rPr>
-            </w:r>
           </w:p>
         </w:tc>
         <w:tc>
@@ -2418,12 +2256,6 @@
                 <w:szCs w:val="26"/>
               </w:rPr>
             </w:pPr>
-            <w:r>
-              <w:rPr>
-                <w:rFonts w:ascii="Times New Roman" w:hAnsi="Times New Roman"/>
-                <w:sz w:val="26"/>
-              </w:rPr>
-            </w:r>
           </w:p>
         </w:tc>
         <w:tc>
@@ -2445,12 +2277,6 @@
                 <w:szCs w:val="26"/>
               </w:rPr>
             </w:pPr>
-            <w:r>
-              <w:rPr>
-                <w:rFonts w:ascii="Times New Roman" w:hAnsi="Times New Roman"/>
-                <w:sz w:val="26"/>
-              </w:rPr>
-            </w:r>
           </w:p>
         </w:tc>
         <w:tc>
@@ -2472,12 +2298,6 @@
                 <w:szCs w:val="26"/>
               </w:rPr>
             </w:pPr>
-            <w:r>
-              <w:rPr>
-                <w:rFonts w:ascii="Times New Roman" w:hAnsi="Times New Roman"/>
-                <w:sz w:val="26"/>
-              </w:rPr>
-            </w:r>
           </w:p>
         </w:tc>
       </w:tr>
@@ -2760,12 +2580,6 @@
                 <w:szCs w:val="26"/>
               </w:rPr>
             </w:pPr>
-            <w:r>
-              <w:rPr>
-                <w:rFonts w:ascii="Times New Roman" w:hAnsi="Times New Roman"/>
-                <w:sz w:val="26"/>
-              </w:rPr>
-            </w:r>
           </w:p>
         </w:tc>
         <w:tc>
@@ -2787,12 +2601,6 @@
                 <w:szCs w:val="26"/>
               </w:rPr>
             </w:pPr>
-            <w:r>
-              <w:rPr>
-                <w:rFonts w:ascii="Times New Roman" w:hAnsi="Times New Roman"/>
-                <w:sz w:val="26"/>
-              </w:rPr>
-            </w:r>
           </w:p>
         </w:tc>
         <w:tc>
@@ -2814,12 +2622,6 @@
                 <w:szCs w:val="26"/>
               </w:rPr>
             </w:pPr>
-            <w:r>
-              <w:rPr>
-                <w:rFonts w:ascii="Times New Roman" w:hAnsi="Times New Roman"/>
-                <w:sz w:val="26"/>
-              </w:rPr>
-            </w:r>
           </w:p>
         </w:tc>
         <w:tc>
@@ -2841,12 +2643,6 @@
                 <w:szCs w:val="26"/>
               </w:rPr>
             </w:pPr>
-            <w:r>
-              <w:rPr>
-                <w:rFonts w:ascii="Times New Roman" w:hAnsi="Times New Roman"/>
-                <w:sz w:val="26"/>
-              </w:rPr>
-            </w:r>
           </w:p>
         </w:tc>
         <w:tc>
@@ -2868,12 +2664,6 @@
                 <w:szCs w:val="26"/>
               </w:rPr>
             </w:pPr>
-            <w:r>
-              <w:rPr>
-                <w:rFonts w:ascii="Times New Roman" w:hAnsi="Times New Roman"/>
-                <w:sz w:val="26"/>
-              </w:rPr>
-            </w:r>
           </w:p>
         </w:tc>
       </w:tr>
@@ -3156,12 +2946,6 @@
                 <w:szCs w:val="26"/>
               </w:rPr>
             </w:pPr>
-            <w:r>
-              <w:rPr>
-                <w:rFonts w:ascii="Times New Roman" w:hAnsi="Times New Roman"/>
-                <w:sz w:val="26"/>
-              </w:rPr>
-            </w:r>
           </w:p>
         </w:tc>
         <w:tc>
@@ -3183,12 +2967,6 @@
                 <w:szCs w:val="26"/>
               </w:rPr>
             </w:pPr>
-            <w:r>
-              <w:rPr>
-                <w:rFonts w:ascii="Times New Roman" w:hAnsi="Times New Roman"/>
-                <w:sz w:val="26"/>
-              </w:rPr>
-            </w:r>
           </w:p>
         </w:tc>
         <w:tc>
@@ -3210,12 +2988,6 @@
                 <w:szCs w:val="26"/>
               </w:rPr>
             </w:pPr>
-            <w:r>
-              <w:rPr>
-                <w:rFonts w:ascii="Times New Roman" w:hAnsi="Times New Roman"/>
-                <w:sz w:val="26"/>
-              </w:rPr>
-            </w:r>
           </w:p>
         </w:tc>
         <w:tc>
@@ -3237,12 +3009,6 @@
                 <w:szCs w:val="26"/>
               </w:rPr>
             </w:pPr>
-            <w:r>
-              <w:rPr>
-                <w:rFonts w:ascii="Times New Roman" w:hAnsi="Times New Roman"/>
-                <w:sz w:val="26"/>
-              </w:rPr>
-            </w:r>
           </w:p>
         </w:tc>
         <w:tc>
@@ -3264,12 +3030,6 @@
                 <w:szCs w:val="26"/>
               </w:rPr>
             </w:pPr>
-            <w:r>
-              <w:rPr>
-                <w:rFonts w:ascii="Times New Roman" w:hAnsi="Times New Roman"/>
-                <w:sz w:val="26"/>
-              </w:rPr>
-            </w:r>
           </w:p>
         </w:tc>
       </w:tr>
@@ -3759,12 +3519,6 @@
                 <w:szCs w:val="26"/>
               </w:rPr>
             </w:pPr>
-            <w:r>
-              <w:rPr>
-                <w:rFonts w:ascii="Times New Roman" w:hAnsi="Times New Roman"/>
-                <w:sz w:val="26"/>
-              </w:rPr>
-            </w:r>
           </w:p>
         </w:tc>
         <w:tc>
@@ -3786,12 +3540,6 @@
                 <w:szCs w:val="26"/>
               </w:rPr>
             </w:pPr>
-            <w:r>
-              <w:rPr>
-                <w:rFonts w:ascii="Times New Roman" w:hAnsi="Times New Roman"/>
-                <w:sz w:val="26"/>
-              </w:rPr>
-            </w:r>
           </w:p>
         </w:tc>
         <w:tc>
@@ -3813,12 +3561,6 @@
                 <w:szCs w:val="26"/>
               </w:rPr>
             </w:pPr>
-            <w:r>
-              <w:rPr>
-                <w:rFonts w:ascii="Times New Roman" w:hAnsi="Times New Roman"/>
-                <w:sz w:val="26"/>
-              </w:rPr>
-            </w:r>
           </w:p>
         </w:tc>
         <w:tc>
@@ -3840,12 +3582,6 @@
                 <w:szCs w:val="26"/>
               </w:rPr>
             </w:pPr>
-            <w:r>
-              <w:rPr>
-                <w:rFonts w:ascii="Times New Roman" w:hAnsi="Times New Roman"/>
-                <w:sz w:val="26"/>
-              </w:rPr>
-            </w:r>
           </w:p>
         </w:tc>
         <w:tc>
@@ -3867,12 +3603,6 @@
                 <w:szCs w:val="26"/>
               </w:rPr>
             </w:pPr>
-            <w:r>
-              <w:rPr>
-                <w:rFonts w:ascii="Times New Roman" w:hAnsi="Times New Roman"/>
-                <w:sz w:val="26"/>
-              </w:rPr>
-            </w:r>
           </w:p>
         </w:tc>
       </w:tr>
@@ -4155,12 +3885,6 @@
                 <w:szCs w:val="26"/>
               </w:rPr>
             </w:pPr>
-            <w:r>
-              <w:rPr>
-                <w:rFonts w:ascii="Times New Roman" w:hAnsi="Times New Roman"/>
-                <w:sz w:val="26"/>
-              </w:rPr>
-            </w:r>
           </w:p>
         </w:tc>
         <w:tc>
@@ -4182,12 +3906,6 @@
                 <w:szCs w:val="26"/>
               </w:rPr>
             </w:pPr>
-            <w:r>
-              <w:rPr>
-                <w:rFonts w:ascii="Times New Roman" w:hAnsi="Times New Roman"/>
-                <w:sz w:val="26"/>
-              </w:rPr>
-            </w:r>
           </w:p>
         </w:tc>
         <w:tc>
@@ -4209,12 +3927,6 @@
                 <w:szCs w:val="26"/>
               </w:rPr>
             </w:pPr>
-            <w:r>
-              <w:rPr>
-                <w:rFonts w:ascii="Times New Roman" w:hAnsi="Times New Roman"/>
-                <w:sz w:val="26"/>
-              </w:rPr>
-            </w:r>
           </w:p>
         </w:tc>
         <w:tc>
@@ -4236,12 +3948,6 @@
                 <w:szCs w:val="26"/>
               </w:rPr>
             </w:pPr>
-            <w:r>
-              <w:rPr>
-                <w:rFonts w:ascii="Times New Roman" w:hAnsi="Times New Roman"/>
-                <w:sz w:val="26"/>
-              </w:rPr>
-            </w:r>
           </w:p>
         </w:tc>
         <w:tc>
@@ -4263,12 +3969,6 @@
                 <w:szCs w:val="26"/>
               </w:rPr>
             </w:pPr>
-            <w:r>
-              <w:rPr>
-                <w:rFonts w:ascii="Times New Roman" w:hAnsi="Times New Roman"/>
-                <w:sz w:val="26"/>
-              </w:rPr>
-            </w:r>
           </w:p>
         </w:tc>
       </w:tr>
@@ -4747,13 +4447,6 @@
                 <w:szCs w:val="26"/>
               </w:rPr>
             </w:pPr>
-            <w:r>
-              <w:rPr>
-                <w:rFonts w:ascii="Times New Roman" w:hAnsi="Times New Roman" w:cs="Times New Roman"/>
-                <w:sz w:val="26"/>
-                <w:szCs w:val="26"/>
-              </w:rPr>
-            </w:r>
           </w:p>
         </w:tc>
         <w:tc>
@@ -4775,13 +4468,6 @@
                 <w:szCs w:val="26"/>
               </w:rPr>
             </w:pPr>
-            <w:r>
-              <w:rPr>
-                <w:rFonts w:ascii="Times New Roman" w:hAnsi="Times New Roman" w:cs="Times New Roman"/>
-                <w:sz w:val="26"/>
-                <w:szCs w:val="26"/>
-              </w:rPr>
-            </w:r>
           </w:p>
         </w:tc>
         <w:tc>
@@ -4803,13 +4489,6 @@
                 <w:szCs w:val="26"/>
               </w:rPr>
             </w:pPr>
-            <w:r>
-              <w:rPr>
-                <w:rFonts w:ascii="Times New Roman" w:hAnsi="Times New Roman" w:cs="Times New Roman"/>
-                <w:sz w:val="26"/>
-                <w:szCs w:val="26"/>
-              </w:rPr>
-            </w:r>
           </w:p>
         </w:tc>
         <w:tc>
@@ -4831,13 +4510,6 @@
                 <w:szCs w:val="26"/>
               </w:rPr>
             </w:pPr>
-            <w:r>
-              <w:rPr>
-                <w:rFonts w:ascii="Times New Roman" w:hAnsi="Times New Roman" w:cs="Times New Roman"/>
-                <w:sz w:val="26"/>
-                <w:szCs w:val="26"/>
-              </w:rPr>
-            </w:r>
           </w:p>
         </w:tc>
         <w:tc>
@@ -4859,13 +4531,6 @@
                 <w:szCs w:val="26"/>
               </w:rPr>
             </w:pPr>
-            <w:r>
-              <w:rPr>
-                <w:rFonts w:ascii="Times New Roman" w:hAnsi="Times New Roman" w:cs="Times New Roman"/>
-                <w:sz w:val="26"/>
-                <w:szCs w:val="26"/>
-              </w:rPr>
-            </w:r>
           </w:p>
         </w:tc>
       </w:tr>
@@ -4942,13 +4607,6 @@
                 <w:szCs w:val="26"/>
               </w:rPr>
             </w:pPr>
-            <w:r>
-              <w:rPr>
-                <w:rFonts w:ascii="Times New Roman" w:hAnsi="Times New Roman" w:cs="Times New Roman"/>
-                <w:sz w:val="26"/>
-                <w:szCs w:val="26"/>
-              </w:rPr>
-            </w:r>
           </w:p>
         </w:tc>
         <w:tc>
@@ -4970,13 +4628,6 @@
                 <w:szCs w:val="26"/>
               </w:rPr>
             </w:pPr>
-            <w:r>
-              <w:rPr>
-                <w:rFonts w:ascii="Times New Roman" w:hAnsi="Times New Roman" w:cs="Times New Roman"/>
-                <w:sz w:val="26"/>
-                <w:szCs w:val="26"/>
-              </w:rPr>
-            </w:r>
           </w:p>
         </w:tc>
         <w:tc>
@@ -4998,13 +4649,6 @@
                 <w:szCs w:val="26"/>
               </w:rPr>
             </w:pPr>
-            <w:r>
-              <w:rPr>
-                <w:rFonts w:ascii="Times New Roman" w:hAnsi="Times New Roman" w:cs="Times New Roman"/>
-                <w:sz w:val="26"/>
-                <w:szCs w:val="26"/>
-              </w:rPr>
-            </w:r>
           </w:p>
         </w:tc>
         <w:tc>
@@ -5026,13 +4670,6 @@
                 <w:szCs w:val="26"/>
               </w:rPr>
             </w:pPr>
-            <w:r>
-              <w:rPr>
-                <w:rFonts w:ascii="Times New Roman" w:hAnsi="Times New Roman" w:cs="Times New Roman"/>
-                <w:sz w:val="26"/>
-                <w:szCs w:val="26"/>
-              </w:rPr>
-            </w:r>
           </w:p>
         </w:tc>
         <w:tc>
@@ -5054,13 +4691,6 @@
                 <w:szCs w:val="26"/>
               </w:rPr>
             </w:pPr>
-            <w:r>
-              <w:rPr>
-                <w:rFonts w:ascii="Times New Roman" w:hAnsi="Times New Roman" w:cs="Times New Roman"/>
-                <w:sz w:val="26"/>
-                <w:szCs w:val="26"/>
-              </w:rPr>
-            </w:r>
           </w:p>
         </w:tc>
       </w:tr>
@@ -5137,13 +4767,6 @@
                 <w:szCs w:val="26"/>
               </w:rPr>
             </w:pPr>
-            <w:r>
-              <w:rPr>
-                <w:rFonts w:ascii="Times New Roman" w:hAnsi="Times New Roman" w:cs="Times New Roman"/>
-                <w:sz w:val="26"/>
-                <w:szCs w:val="26"/>
-              </w:rPr>
-            </w:r>
           </w:p>
         </w:tc>
         <w:tc>
@@ -5165,13 +4788,6 @@
                 <w:szCs w:val="26"/>
               </w:rPr>
             </w:pPr>
-            <w:r>
-              <w:rPr>
-                <w:rFonts w:ascii="Times New Roman" w:hAnsi="Times New Roman" w:cs="Times New Roman"/>
-                <w:sz w:val="26"/>
-                <w:szCs w:val="26"/>
-              </w:rPr>
-            </w:r>
           </w:p>
         </w:tc>
         <w:tc>
@@ -5193,13 +4809,6 @@
                 <w:szCs w:val="26"/>
               </w:rPr>
             </w:pPr>
-            <w:r>
-              <w:rPr>
-                <w:rFonts w:ascii="Times New Roman" w:hAnsi="Times New Roman" w:cs="Times New Roman"/>
-                <w:sz w:val="26"/>
-                <w:szCs w:val="26"/>
-              </w:rPr>
-            </w:r>
           </w:p>
         </w:tc>
         <w:tc>
@@ -5221,13 +4830,6 @@
                 <w:szCs w:val="26"/>
               </w:rPr>
             </w:pPr>
-            <w:r>
-              <w:rPr>
-                <w:rFonts w:ascii="Times New Roman" w:hAnsi="Times New Roman" w:cs="Times New Roman"/>
-                <w:sz w:val="26"/>
-                <w:szCs w:val="26"/>
-              </w:rPr>
-            </w:r>
           </w:p>
         </w:tc>
         <w:tc>
@@ -5249,162 +4851,14 @@
                 <w:szCs w:val="26"/>
               </w:rPr>
             </w:pPr>
-            <w:r>
-              <w:rPr>
-                <w:rFonts w:ascii="Times New Roman" w:hAnsi="Times New Roman" w:cs="Times New Roman"/>
-                <w:sz w:val="26"/>
-                <w:szCs w:val="26"/>
-              </w:rPr>
-            </w:r>
           </w:p>
         </w:tc>
       </w:tr>
     </w:tbl>
     <w:p>
       <w:pPr>
-        <w:spacing w:after="0" w:line="240" w:lineRule="auto"/>
-        <w:jc w:val="center"/>
-        <w:rPr>
-          <w:i/>
-        </w:rPr>
+        <w:spacing w:after="0"/>
       </w:pPr>
-      <w:r>
-        <w:rPr>
-          <w:i/>
-        </w:rPr>
-        <w:t xml:space="preserve"> </w:t>
-      </w:r>
-    </w:p>
-    <w:p>
-      <w:pPr>
-        <w:spacing w:after="0" w:line="240" w:lineRule="auto"/>
-        <w:jc w:val="center"/>
-        <w:rPr>
-          <w:i/>
-        </w:rPr>
-      </w:pPr>
-    </w:p>
-    <w:tbl>
-      <w:tblPr>
-        <w:tblStyle w:val="TableGrid"/>
-        <w:tblW w:w="0" w:type="auto"/>
-        <w:tblBorders>
-          <w:top w:val="none" w:sz="0" w:space="0" w:color="auto"/>
-          <w:left w:val="none" w:sz="0" w:space="0" w:color="auto"/>
-          <w:bottom w:val="none" w:sz="0" w:space="0" w:color="auto"/>
-          <w:right w:val="none" w:sz="0" w:space="0" w:color="auto"/>
-          <w:insideH w:val="none" w:sz="0" w:space="0" w:color="auto"/>
-          <w:insideV w:val="none" w:sz="0" w:space="0" w:color="auto"/>
-        </w:tblBorders>
-        <w:tblLook w:val="04A0" w:firstRow="1" w:lastRow="0" w:firstColumn="1" w:lastColumn="0" w:noHBand="0" w:noVBand="1"/>
-      </w:tblPr>
-      <w:tblGrid>
-        <w:gridCol w:w="6716"/>
-        <w:gridCol w:w="3294"/>
-      </w:tblGrid>
-      <w:tr>
-        <w:tc>
-          <w:tcPr>
-            <w:tcW w:w="6091" w:type="dxa"/>
-          </w:tcPr>
-          <w:p>
-            <w:pPr>
-              <w:rPr>
-                <w:rFonts w:ascii="Times New Roman" w:hAnsi="Times New Roman" w:cs="Times New Roman"/>
-                <w:sz w:val="26"/>
-                <w:szCs w:val="26"/>
-              </w:rPr>
-            </w:pPr>
-            <w:r>
-              <w:rPr>
-                <w:rFonts w:ascii="Times New Roman" w:hAnsi="Times New Roman" w:cs="Times New Roman"/>
-                <w:sz w:val="26"/>
-                <w:szCs w:val="26"/>
-              </w:rPr>
-              <w:t>Kiểm tra, nhận xét</w:t>
-            </w:r>
-            <w:r>
-              <w:rPr>
-                <w:rFonts w:ascii="Times New Roman" w:hAnsi="Times New Roman" w:cs="Times New Roman"/>
-                <w:sz w:val="26"/>
-                <w:szCs w:val="26"/>
-              </w:rPr>
-              <w:br/>
-              <w:t>…………………………………………………………………</w:t>
-            </w:r>
-            <w:r>
-              <w:rPr>
-                <w:rFonts w:ascii="Times New Roman" w:hAnsi="Times New Roman" w:cs="Times New Roman"/>
-                <w:sz w:val="26"/>
-                <w:szCs w:val="26"/>
-              </w:rPr>
-              <w:br/>
-              <w:t>…………………………………………………………………</w:t>
-            </w:r>
-            <w:r>
-              <w:rPr>
-                <w:rFonts w:ascii="Times New Roman" w:hAnsi="Times New Roman" w:cs="Times New Roman"/>
-                <w:sz w:val="26"/>
-                <w:szCs w:val="26"/>
-              </w:rPr>
-              <w:br/>
-              <w:t>…………………………………………………………………</w:t>
-            </w:r>
-            <w:r>
-              <w:rPr>
-                <w:rFonts w:ascii="Times New Roman" w:hAnsi="Times New Roman" w:cs="Times New Roman"/>
-                <w:sz w:val="26"/>
-                <w:szCs w:val="26"/>
-              </w:rPr>
-              <w:br/>
-              <w:t>…………………………………………………………………</w:t>
-            </w:r>
-          </w:p>
-        </w:tc>
-        <w:tc>
-          <w:tcPr>
-            <w:tcW w:w="3909" w:type="dxa"/>
-          </w:tcPr>
-          <w:p>
-            <w:pPr>
-              <w:jc w:val="center"/>
-              <w:rPr>
-                <w:rFonts w:ascii="Times New Roman" w:hAnsi="Times New Roman" w:cs="Times New Roman"/>
-                <w:sz w:val="26"/>
-                <w:szCs w:val="26"/>
-              </w:rPr>
-            </w:pPr>
-            <w:r>
-              <w:rPr>
-                <w:rFonts w:ascii="Times New Roman" w:hAnsi="Times New Roman"/>
-                <w:sz w:val="26"/>
-              </w:rPr>
-              <w:t>Ngày 2 tháng 10 năm 2026</w:t>
-              <w:br/>
-            </w:r>
-            <w:r>
-              <w:rPr>
-                <w:rFonts w:ascii="Times New Roman" w:hAnsi="Times New Roman"/>
-                <w:sz w:val="26"/>
-              </w:rPr>
-              <w:t>Tổ trưởng</w:t>
-              <w:br/>
-              <w:br/>
-              <w:br/>
-              <w:br/>
-            </w:r>
-            <w:r>
-              <w:rPr>
-                <w:rFonts w:ascii="Times New Roman" w:hAnsi="Times New Roman"/>
-                <w:sz w:val="26"/>
-              </w:rPr>
-              <w:t>Nguyễn Thị Ngọc</w:t>
-            </w:r>
-          </w:p>
-        </w:tc>
-      </w:tr>
-    </w:tbl>
-    <w:p>
       <w:r>
         <w:br w:type="page"/>
       </w:r>
@@ -5420,7 +4874,8 @@
         <w:rPr>
           <w:i/>
         </w:rPr>
-        <w:t>Buổi…chiều…..Tuần…10…(Từ ngày…05/10/2026…đến ngày:… 09/10/2026….)</w:t>
+        <w:lastRenderedPageBreak/>
+        <w:t>Buổi chiều    Tuần 10 (Từ ngày 05/10/2026 đến ngày 09/10/2026)</w:t>
       </w:r>
     </w:p>
     <w:tbl>
@@ -5778,12 +5233,6 @@
                 <w:szCs w:val="26"/>
               </w:rPr>
             </w:pPr>
-            <w:r>
-              <w:rPr>
-                <w:rFonts w:ascii="Times New Roman" w:hAnsi="Times New Roman"/>
-                <w:sz w:val="26"/>
-              </w:rPr>
-            </w:r>
           </w:p>
         </w:tc>
         <w:tc>
@@ -5805,12 +5254,6 @@
                 <w:szCs w:val="26"/>
               </w:rPr>
             </w:pPr>
-            <w:r>
-              <w:rPr>
-                <w:rFonts w:ascii="Times New Roman" w:hAnsi="Times New Roman"/>
-                <w:sz w:val="26"/>
-              </w:rPr>
-            </w:r>
           </w:p>
         </w:tc>
         <w:tc>
@@ -5832,12 +5275,6 @@
                 <w:szCs w:val="26"/>
               </w:rPr>
             </w:pPr>
-            <w:r>
-              <w:rPr>
-                <w:rFonts w:ascii="Times New Roman" w:hAnsi="Times New Roman"/>
-                <w:sz w:val="26"/>
-              </w:rPr>
-            </w:r>
           </w:p>
         </w:tc>
         <w:tc>
@@ -5859,12 +5296,6 @@
                 <w:szCs w:val="26"/>
               </w:rPr>
             </w:pPr>
-            <w:r>
-              <w:rPr>
-                <w:rFonts w:ascii="Times New Roman" w:hAnsi="Times New Roman"/>
-                <w:sz w:val="26"/>
-              </w:rPr>
-            </w:r>
           </w:p>
         </w:tc>
         <w:tc>
@@ -5886,12 +5317,6 @@
                 <w:szCs w:val="26"/>
               </w:rPr>
             </w:pPr>
-            <w:r>
-              <w:rPr>
-                <w:rFonts w:ascii="Times New Roman" w:hAnsi="Times New Roman"/>
-                <w:sz w:val="26"/>
-              </w:rPr>
-            </w:r>
           </w:p>
         </w:tc>
       </w:tr>
@@ -5969,12 +5394,6 @@
                 <w:szCs w:val="26"/>
               </w:rPr>
             </w:pPr>
-            <w:r>
-              <w:rPr>
-                <w:rFonts w:ascii="Times New Roman" w:hAnsi="Times New Roman"/>
-                <w:sz w:val="26"/>
-              </w:rPr>
-            </w:r>
           </w:p>
         </w:tc>
         <w:tc>
@@ -5996,12 +5415,6 @@
                 <w:szCs w:val="26"/>
               </w:rPr>
             </w:pPr>
-            <w:r>
-              <w:rPr>
-                <w:rFonts w:ascii="Times New Roman" w:hAnsi="Times New Roman"/>
-                <w:sz w:val="26"/>
-              </w:rPr>
-            </w:r>
           </w:p>
         </w:tc>
         <w:tc>
@@ -6023,12 +5436,6 @@
                 <w:szCs w:val="26"/>
               </w:rPr>
             </w:pPr>
-            <w:r>
-              <w:rPr>
-                <w:rFonts w:ascii="Times New Roman" w:hAnsi="Times New Roman"/>
-                <w:sz w:val="26"/>
-              </w:rPr>
-            </w:r>
           </w:p>
         </w:tc>
         <w:tc>
@@ -6050,12 +5457,6 @@
                 <w:szCs w:val="26"/>
               </w:rPr>
             </w:pPr>
-            <w:r>
-              <w:rPr>
-                <w:rFonts w:ascii="Times New Roman" w:hAnsi="Times New Roman"/>
-                <w:sz w:val="26"/>
-              </w:rPr>
-            </w:r>
           </w:p>
         </w:tc>
         <w:tc>
@@ -6077,12 +5478,6 @@
                 <w:szCs w:val="26"/>
               </w:rPr>
             </w:pPr>
-            <w:r>
-              <w:rPr>
-                <w:rFonts w:ascii="Times New Roman" w:hAnsi="Times New Roman"/>
-                <w:sz w:val="26"/>
-              </w:rPr>
-            </w:r>
           </w:p>
         </w:tc>
       </w:tr>
@@ -6356,12 +5751,6 @@
                 <w:szCs w:val="26"/>
               </w:rPr>
             </w:pPr>
-            <w:r>
-              <w:rPr>
-                <w:rFonts w:ascii="Times New Roman" w:hAnsi="Times New Roman"/>
-                <w:sz w:val="26"/>
-              </w:rPr>
-            </w:r>
           </w:p>
         </w:tc>
         <w:tc>
@@ -6383,12 +5772,6 @@
                 <w:szCs w:val="26"/>
               </w:rPr>
             </w:pPr>
-            <w:r>
-              <w:rPr>
-                <w:rFonts w:ascii="Times New Roman" w:hAnsi="Times New Roman"/>
-                <w:sz w:val="26"/>
-              </w:rPr>
-            </w:r>
           </w:p>
         </w:tc>
         <w:tc>
@@ -6410,12 +5793,6 @@
                 <w:szCs w:val="26"/>
               </w:rPr>
             </w:pPr>
-            <w:r>
-              <w:rPr>
-                <w:rFonts w:ascii="Times New Roman" w:hAnsi="Times New Roman"/>
-                <w:sz w:val="26"/>
-              </w:rPr>
-            </w:r>
           </w:p>
         </w:tc>
         <w:tc>
@@ -6437,12 +5814,6 @@
                 <w:szCs w:val="26"/>
               </w:rPr>
             </w:pPr>
-            <w:r>
-              <w:rPr>
-                <w:rFonts w:ascii="Times New Roman" w:hAnsi="Times New Roman"/>
-                <w:sz w:val="26"/>
-              </w:rPr>
-            </w:r>
           </w:p>
         </w:tc>
         <w:tc>
@@ -6464,12 +5835,6 @@
                 <w:szCs w:val="26"/>
               </w:rPr>
             </w:pPr>
-            <w:r>
-              <w:rPr>
-                <w:rFonts w:ascii="Times New Roman" w:hAnsi="Times New Roman"/>
-                <w:sz w:val="26"/>
-              </w:rPr>
-            </w:r>
           </w:p>
         </w:tc>
       </w:tr>
@@ -6547,12 +5912,6 @@
                 <w:szCs w:val="26"/>
               </w:rPr>
             </w:pPr>
-            <w:r>
-              <w:rPr>
-                <w:rFonts w:ascii="Times New Roman" w:hAnsi="Times New Roman"/>
-                <w:sz w:val="26"/>
-              </w:rPr>
-            </w:r>
           </w:p>
         </w:tc>
         <w:tc>
@@ -6574,12 +5933,6 @@
                 <w:szCs w:val="26"/>
               </w:rPr>
             </w:pPr>
-            <w:r>
-              <w:rPr>
-                <w:rFonts w:ascii="Times New Roman" w:hAnsi="Times New Roman"/>
-                <w:sz w:val="26"/>
-              </w:rPr>
-            </w:r>
           </w:p>
         </w:tc>
         <w:tc>
@@ -6601,12 +5954,6 @@
                 <w:szCs w:val="26"/>
               </w:rPr>
             </w:pPr>
-            <w:r>
-              <w:rPr>
-                <w:rFonts w:ascii="Times New Roman" w:hAnsi="Times New Roman"/>
-                <w:sz w:val="26"/>
-              </w:rPr>
-            </w:r>
           </w:p>
         </w:tc>
         <w:tc>
@@ -6628,12 +5975,6 @@
                 <w:szCs w:val="26"/>
               </w:rPr>
             </w:pPr>
-            <w:r>
-              <w:rPr>
-                <w:rFonts w:ascii="Times New Roman" w:hAnsi="Times New Roman"/>
-                <w:sz w:val="26"/>
-              </w:rPr>
-            </w:r>
           </w:p>
         </w:tc>
         <w:tc>
@@ -6655,12 +5996,6 @@
                 <w:szCs w:val="26"/>
               </w:rPr>
             </w:pPr>
-            <w:r>
-              <w:rPr>
-                <w:rFonts w:ascii="Times New Roman" w:hAnsi="Times New Roman"/>
-                <w:sz w:val="26"/>
-              </w:rPr>
-            </w:r>
           </w:p>
         </w:tc>
       </w:tr>
@@ -6744,13 +6079,6 @@
                 <w:szCs w:val="26"/>
               </w:rPr>
             </w:pPr>
-            <w:r>
-              <w:rPr>
-                <w:rFonts w:ascii="Times New Roman" w:hAnsi="Times New Roman" w:cs="Times New Roman"/>
-                <w:sz w:val="26"/>
-                <w:szCs w:val="26"/>
-              </w:rPr>
-            </w:r>
           </w:p>
         </w:tc>
         <w:tc>
@@ -6772,13 +6100,6 @@
                 <w:szCs w:val="26"/>
               </w:rPr>
             </w:pPr>
-            <w:r>
-              <w:rPr>
-                <w:rFonts w:ascii="Times New Roman" w:hAnsi="Times New Roman" w:cs="Times New Roman"/>
-                <w:sz w:val="26"/>
-                <w:szCs w:val="26"/>
-              </w:rPr>
-            </w:r>
           </w:p>
         </w:tc>
         <w:tc>
@@ -6800,13 +6121,6 @@
                 <w:szCs w:val="26"/>
               </w:rPr>
             </w:pPr>
-            <w:r>
-              <w:rPr>
-                <w:rFonts w:ascii="Times New Roman" w:hAnsi="Times New Roman" w:cs="Times New Roman"/>
-                <w:sz w:val="26"/>
-                <w:szCs w:val="26"/>
-              </w:rPr>
-            </w:r>
           </w:p>
         </w:tc>
         <w:tc>
@@ -6828,13 +6142,6 @@
                 <w:szCs w:val="26"/>
               </w:rPr>
             </w:pPr>
-            <w:r>
-              <w:rPr>
-                <w:rFonts w:ascii="Times New Roman" w:hAnsi="Times New Roman" w:cs="Times New Roman"/>
-                <w:sz w:val="26"/>
-                <w:szCs w:val="26"/>
-              </w:rPr>
-            </w:r>
           </w:p>
         </w:tc>
         <w:tc>
@@ -6856,13 +6163,6 @@
                 <w:szCs w:val="26"/>
               </w:rPr>
             </w:pPr>
-            <w:r>
-              <w:rPr>
-                <w:rFonts w:ascii="Times New Roman" w:hAnsi="Times New Roman" w:cs="Times New Roman"/>
-                <w:sz w:val="26"/>
-                <w:szCs w:val="26"/>
-              </w:rPr>
-            </w:r>
           </w:p>
         </w:tc>
       </w:tr>
@@ -6942,13 +6242,6 @@
                 <w:szCs w:val="26"/>
               </w:rPr>
             </w:pPr>
-            <w:r>
-              <w:rPr>
-                <w:rFonts w:ascii="Times New Roman" w:hAnsi="Times New Roman" w:cs="Times New Roman"/>
-                <w:sz w:val="26"/>
-                <w:szCs w:val="26"/>
-              </w:rPr>
-            </w:r>
           </w:p>
         </w:tc>
         <w:tc>
@@ -6970,13 +6263,6 @@
                 <w:szCs w:val="26"/>
               </w:rPr>
             </w:pPr>
-            <w:r>
-              <w:rPr>
-                <w:rFonts w:ascii="Times New Roman" w:hAnsi="Times New Roman" w:cs="Times New Roman"/>
-                <w:sz w:val="26"/>
-                <w:szCs w:val="26"/>
-              </w:rPr>
-            </w:r>
           </w:p>
         </w:tc>
         <w:tc>
@@ -6998,13 +6284,6 @@
                 <w:szCs w:val="26"/>
               </w:rPr>
             </w:pPr>
-            <w:r>
-              <w:rPr>
-                <w:rFonts w:ascii="Times New Roman" w:hAnsi="Times New Roman" w:cs="Times New Roman"/>
-                <w:sz w:val="26"/>
-                <w:szCs w:val="26"/>
-              </w:rPr>
-            </w:r>
           </w:p>
         </w:tc>
         <w:tc>
@@ -7026,13 +6305,6 @@
                 <w:szCs w:val="26"/>
               </w:rPr>
             </w:pPr>
-            <w:r>
-              <w:rPr>
-                <w:rFonts w:ascii="Times New Roman" w:hAnsi="Times New Roman" w:cs="Times New Roman"/>
-                <w:sz w:val="26"/>
-                <w:szCs w:val="26"/>
-              </w:rPr>
-            </w:r>
           </w:p>
         </w:tc>
         <w:tc>
@@ -7054,13 +6326,6 @@
                 <w:szCs w:val="26"/>
               </w:rPr>
             </w:pPr>
-            <w:r>
-              <w:rPr>
-                <w:rFonts w:ascii="Times New Roman" w:hAnsi="Times New Roman" w:cs="Times New Roman"/>
-                <w:sz w:val="26"/>
-                <w:szCs w:val="26"/>
-              </w:rPr>
-            </w:r>
           </w:p>
         </w:tc>
       </w:tr>
@@ -7140,13 +6405,6 @@
                 <w:szCs w:val="26"/>
               </w:rPr>
             </w:pPr>
-            <w:r>
-              <w:rPr>
-                <w:rFonts w:ascii="Times New Roman" w:hAnsi="Times New Roman" w:cs="Times New Roman"/>
-                <w:sz w:val="26"/>
-                <w:szCs w:val="26"/>
-              </w:rPr>
-            </w:r>
           </w:p>
         </w:tc>
         <w:tc>
@@ -7168,13 +6426,6 @@
                 <w:szCs w:val="26"/>
               </w:rPr>
             </w:pPr>
-            <w:r>
-              <w:rPr>
-                <w:rFonts w:ascii="Times New Roman" w:hAnsi="Times New Roman" w:cs="Times New Roman"/>
-                <w:sz w:val="26"/>
-                <w:szCs w:val="26"/>
-              </w:rPr>
-            </w:r>
           </w:p>
         </w:tc>
         <w:tc>
@@ -7196,13 +6447,6 @@
                 <w:szCs w:val="26"/>
               </w:rPr>
             </w:pPr>
-            <w:r>
-              <w:rPr>
-                <w:rFonts w:ascii="Times New Roman" w:hAnsi="Times New Roman" w:cs="Times New Roman"/>
-                <w:sz w:val="26"/>
-                <w:szCs w:val="26"/>
-              </w:rPr>
-            </w:r>
           </w:p>
         </w:tc>
         <w:tc>
@@ -7224,13 +6468,6 @@
                 <w:szCs w:val="26"/>
               </w:rPr>
             </w:pPr>
-            <w:r>
-              <w:rPr>
-                <w:rFonts w:ascii="Times New Roman" w:hAnsi="Times New Roman" w:cs="Times New Roman"/>
-                <w:sz w:val="26"/>
-                <w:szCs w:val="26"/>
-              </w:rPr>
-            </w:r>
           </w:p>
         </w:tc>
         <w:tc>
@@ -7252,13 +6489,6 @@
                 <w:szCs w:val="26"/>
               </w:rPr>
             </w:pPr>
-            <w:r>
-              <w:rPr>
-                <w:rFonts w:ascii="Times New Roman" w:hAnsi="Times New Roman" w:cs="Times New Roman"/>
-                <w:sz w:val="26"/>
-                <w:szCs w:val="26"/>
-              </w:rPr>
-            </w:r>
           </w:p>
         </w:tc>
       </w:tr>
@@ -7338,13 +6568,6 @@
                 <w:szCs w:val="26"/>
               </w:rPr>
             </w:pPr>
-            <w:r>
-              <w:rPr>
-                <w:rFonts w:ascii="Times New Roman" w:hAnsi="Times New Roman" w:cs="Times New Roman"/>
-                <w:sz w:val="26"/>
-                <w:szCs w:val="26"/>
-              </w:rPr>
-            </w:r>
           </w:p>
         </w:tc>
         <w:tc>
@@ -7366,13 +6589,6 @@
                 <w:szCs w:val="26"/>
               </w:rPr>
             </w:pPr>
-            <w:r>
-              <w:rPr>
-                <w:rFonts w:ascii="Times New Roman" w:hAnsi="Times New Roman" w:cs="Times New Roman"/>
-                <w:sz w:val="26"/>
-                <w:szCs w:val="26"/>
-              </w:rPr>
-            </w:r>
           </w:p>
         </w:tc>
         <w:tc>
@@ -7394,13 +6610,6 @@
                 <w:szCs w:val="26"/>
               </w:rPr>
             </w:pPr>
-            <w:r>
-              <w:rPr>
-                <w:rFonts w:ascii="Times New Roman" w:hAnsi="Times New Roman" w:cs="Times New Roman"/>
-                <w:sz w:val="26"/>
-                <w:szCs w:val="26"/>
-              </w:rPr>
-            </w:r>
           </w:p>
         </w:tc>
         <w:tc>
@@ -7422,13 +6631,6 @@
                 <w:szCs w:val="26"/>
               </w:rPr>
             </w:pPr>
-            <w:r>
-              <w:rPr>
-                <w:rFonts w:ascii="Times New Roman" w:hAnsi="Times New Roman" w:cs="Times New Roman"/>
-                <w:sz w:val="26"/>
-                <w:szCs w:val="26"/>
-              </w:rPr>
-            </w:r>
           </w:p>
         </w:tc>
         <w:tc>
@@ -7450,13 +6652,6 @@
                 <w:szCs w:val="26"/>
               </w:rPr>
             </w:pPr>
-            <w:r>
-              <w:rPr>
-                <w:rFonts w:ascii="Times New Roman" w:hAnsi="Times New Roman" w:cs="Times New Roman"/>
-                <w:sz w:val="26"/>
-                <w:szCs w:val="26"/>
-              </w:rPr>
-            </w:r>
           </w:p>
         </w:tc>
       </w:tr>
@@ -7536,12 +6731,6 @@
                 <w:szCs w:val="26"/>
               </w:rPr>
             </w:pPr>
-            <w:r>
-              <w:rPr>
-                <w:rFonts w:ascii="Times New Roman" w:hAnsi="Times New Roman"/>
-                <w:sz w:val="26"/>
-              </w:rPr>
-            </w:r>
           </w:p>
         </w:tc>
         <w:tc>
@@ -7563,12 +6752,6 @@
                 <w:szCs w:val="26"/>
               </w:rPr>
             </w:pPr>
-            <w:r>
-              <w:rPr>
-                <w:rFonts w:ascii="Times New Roman" w:hAnsi="Times New Roman"/>
-                <w:sz w:val="26"/>
-              </w:rPr>
-            </w:r>
           </w:p>
         </w:tc>
         <w:tc>
@@ -7590,12 +6773,6 @@
                 <w:szCs w:val="26"/>
               </w:rPr>
             </w:pPr>
-            <w:r>
-              <w:rPr>
-                <w:rFonts w:ascii="Times New Roman" w:hAnsi="Times New Roman"/>
-                <w:sz w:val="26"/>
-              </w:rPr>
-            </w:r>
           </w:p>
         </w:tc>
         <w:tc>
@@ -7617,12 +6794,6 @@
                 <w:szCs w:val="26"/>
               </w:rPr>
             </w:pPr>
-            <w:r>
-              <w:rPr>
-                <w:rFonts w:ascii="Times New Roman" w:hAnsi="Times New Roman"/>
-                <w:sz w:val="26"/>
-              </w:rPr>
-            </w:r>
           </w:p>
         </w:tc>
         <w:tc>
@@ -7644,12 +6815,6 @@
                 <w:szCs w:val="26"/>
               </w:rPr>
             </w:pPr>
-            <w:r>
-              <w:rPr>
-                <w:rFonts w:ascii="Times New Roman" w:hAnsi="Times New Roman"/>
-                <w:sz w:val="26"/>
-              </w:rPr>
-            </w:r>
           </w:p>
         </w:tc>
       </w:tr>
@@ -7733,12 +6898,6 @@
                 <w:szCs w:val="26"/>
               </w:rPr>
             </w:pPr>
-            <w:r>
-              <w:rPr>
-                <w:rFonts w:ascii="Times New Roman" w:hAnsi="Times New Roman"/>
-                <w:sz w:val="26"/>
-              </w:rPr>
-            </w:r>
           </w:p>
         </w:tc>
         <w:tc>
@@ -7760,12 +6919,6 @@
                 <w:szCs w:val="26"/>
               </w:rPr>
             </w:pPr>
-            <w:r>
-              <w:rPr>
-                <w:rFonts w:ascii="Times New Roman" w:hAnsi="Times New Roman"/>
-                <w:sz w:val="26"/>
-              </w:rPr>
-            </w:r>
           </w:p>
         </w:tc>
         <w:tc>
@@ -7787,12 +6940,6 @@
                 <w:szCs w:val="26"/>
               </w:rPr>
             </w:pPr>
-            <w:r>
-              <w:rPr>
-                <w:rFonts w:ascii="Times New Roman" w:hAnsi="Times New Roman"/>
-                <w:sz w:val="26"/>
-              </w:rPr>
-            </w:r>
           </w:p>
         </w:tc>
         <w:tc>
@@ -7814,12 +6961,6 @@
                 <w:szCs w:val="26"/>
               </w:rPr>
             </w:pPr>
-            <w:r>
-              <w:rPr>
-                <w:rFonts w:ascii="Times New Roman" w:hAnsi="Times New Roman"/>
-                <w:sz w:val="26"/>
-              </w:rPr>
-            </w:r>
           </w:p>
         </w:tc>
         <w:tc>
@@ -7841,12 +6982,6 @@
                 <w:szCs w:val="26"/>
               </w:rPr>
             </w:pPr>
-            <w:r>
-              <w:rPr>
-                <w:rFonts w:ascii="Times New Roman" w:hAnsi="Times New Roman"/>
-                <w:sz w:val="26"/>
-              </w:rPr>
-            </w:r>
           </w:p>
         </w:tc>
       </w:tr>
@@ -7926,12 +7061,6 @@
                 <w:szCs w:val="26"/>
               </w:rPr>
             </w:pPr>
-            <w:r>
-              <w:rPr>
-                <w:rFonts w:ascii="Times New Roman" w:hAnsi="Times New Roman"/>
-                <w:sz w:val="26"/>
-              </w:rPr>
-            </w:r>
           </w:p>
         </w:tc>
         <w:tc>
@@ -7953,12 +7082,6 @@
                 <w:szCs w:val="26"/>
               </w:rPr>
             </w:pPr>
-            <w:r>
-              <w:rPr>
-                <w:rFonts w:ascii="Times New Roman" w:hAnsi="Times New Roman"/>
-                <w:sz w:val="26"/>
-              </w:rPr>
-            </w:r>
           </w:p>
         </w:tc>
         <w:tc>
@@ -7980,12 +7103,6 @@
                 <w:szCs w:val="26"/>
               </w:rPr>
             </w:pPr>
-            <w:r>
-              <w:rPr>
-                <w:rFonts w:ascii="Times New Roman" w:hAnsi="Times New Roman"/>
-                <w:sz w:val="26"/>
-              </w:rPr>
-            </w:r>
           </w:p>
         </w:tc>
         <w:tc>
@@ -8007,12 +7124,6 @@
                 <w:szCs w:val="26"/>
               </w:rPr>
             </w:pPr>
-            <w:r>
-              <w:rPr>
-                <w:rFonts w:ascii="Times New Roman" w:hAnsi="Times New Roman"/>
-                <w:sz w:val="26"/>
-              </w:rPr>
-            </w:r>
           </w:p>
         </w:tc>
         <w:tc>
@@ -8034,12 +7145,6 @@
                 <w:szCs w:val="26"/>
               </w:rPr>
             </w:pPr>
-            <w:r>
-              <w:rPr>
-                <w:rFonts w:ascii="Times New Roman" w:hAnsi="Times New Roman"/>
-                <w:sz w:val="26"/>
-              </w:rPr>
-            </w:r>
           </w:p>
         </w:tc>
       </w:tr>
@@ -8525,12 +7630,6 @@
                 <w:szCs w:val="26"/>
               </w:rPr>
             </w:pPr>
-            <w:r>
-              <w:rPr>
-                <w:rFonts w:ascii="Times New Roman" w:hAnsi="Times New Roman"/>
-                <w:sz w:val="26"/>
-              </w:rPr>
-            </w:r>
           </w:p>
         </w:tc>
         <w:tc>
@@ -8552,12 +7651,6 @@
                 <w:szCs w:val="26"/>
               </w:rPr>
             </w:pPr>
-            <w:r>
-              <w:rPr>
-                <w:rFonts w:ascii="Times New Roman" w:hAnsi="Times New Roman"/>
-                <w:sz w:val="26"/>
-              </w:rPr>
-            </w:r>
           </w:p>
         </w:tc>
         <w:tc>
@@ -8579,12 +7672,6 @@
                 <w:szCs w:val="26"/>
               </w:rPr>
             </w:pPr>
-            <w:r>
-              <w:rPr>
-                <w:rFonts w:ascii="Times New Roman" w:hAnsi="Times New Roman"/>
-                <w:sz w:val="26"/>
-              </w:rPr>
-            </w:r>
           </w:p>
         </w:tc>
         <w:tc>
@@ -8606,12 +7693,6 @@
                 <w:szCs w:val="26"/>
               </w:rPr>
             </w:pPr>
-            <w:r>
-              <w:rPr>
-                <w:rFonts w:ascii="Times New Roman" w:hAnsi="Times New Roman"/>
-                <w:sz w:val="26"/>
-              </w:rPr>
-            </w:r>
           </w:p>
         </w:tc>
         <w:tc>
@@ -8633,12 +7714,6 @@
                 <w:szCs w:val="26"/>
               </w:rPr>
             </w:pPr>
-            <w:r>
-              <w:rPr>
-                <w:rFonts w:ascii="Times New Roman" w:hAnsi="Times New Roman"/>
-                <w:sz w:val="26"/>
-              </w:rPr>
-            </w:r>
           </w:p>
         </w:tc>
       </w:tr>
@@ -9534,12 +8609,6 @@
                 <w:szCs w:val="26"/>
               </w:rPr>
             </w:pPr>
-            <w:r>
-              <w:rPr>
-                <w:rFonts w:ascii="Times New Roman" w:hAnsi="Times New Roman"/>
-                <w:sz w:val="26"/>
-              </w:rPr>
-            </w:r>
           </w:p>
         </w:tc>
         <w:tc>
@@ -9561,12 +8630,6 @@
                 <w:szCs w:val="26"/>
               </w:rPr>
             </w:pPr>
-            <w:r>
-              <w:rPr>
-                <w:rFonts w:ascii="Times New Roman" w:hAnsi="Times New Roman"/>
-                <w:sz w:val="26"/>
-              </w:rPr>
-            </w:r>
           </w:p>
         </w:tc>
         <w:tc>
@@ -9588,12 +8651,6 @@
                 <w:szCs w:val="26"/>
               </w:rPr>
             </w:pPr>
-            <w:r>
-              <w:rPr>
-                <w:rFonts w:ascii="Times New Roman" w:hAnsi="Times New Roman"/>
-                <w:sz w:val="26"/>
-              </w:rPr>
-            </w:r>
           </w:p>
         </w:tc>
         <w:tc>
@@ -9615,12 +8672,6 @@
                 <w:szCs w:val="26"/>
               </w:rPr>
             </w:pPr>
-            <w:r>
-              <w:rPr>
-                <w:rFonts w:ascii="Times New Roman" w:hAnsi="Times New Roman"/>
-                <w:sz w:val="26"/>
-              </w:rPr>
-            </w:r>
           </w:p>
         </w:tc>
         <w:tc>
@@ -9642,12 +8693,6 @@
                 <w:szCs w:val="26"/>
               </w:rPr>
             </w:pPr>
-            <w:r>
-              <w:rPr>
-                <w:rFonts w:ascii="Times New Roman" w:hAnsi="Times New Roman"/>
-                <w:sz w:val="26"/>
-              </w:rPr>
-            </w:r>
           </w:p>
         </w:tc>
       </w:tr>
@@ -9731,13 +8776,6 @@
                 <w:szCs w:val="26"/>
               </w:rPr>
             </w:pPr>
-            <w:r>
-              <w:rPr>
-                <w:rFonts w:ascii="Times New Roman" w:hAnsi="Times New Roman" w:cs="Times New Roman"/>
-                <w:sz w:val="26"/>
-                <w:szCs w:val="26"/>
-              </w:rPr>
-            </w:r>
           </w:p>
         </w:tc>
         <w:tc>
@@ -9759,13 +8797,6 @@
                 <w:szCs w:val="26"/>
               </w:rPr>
             </w:pPr>
-            <w:r>
-              <w:rPr>
-                <w:rFonts w:ascii="Times New Roman" w:hAnsi="Times New Roman" w:cs="Times New Roman"/>
-                <w:sz w:val="26"/>
-                <w:szCs w:val="26"/>
-              </w:rPr>
-            </w:r>
           </w:p>
         </w:tc>
         <w:tc>
@@ -9787,13 +8818,6 @@
                 <w:szCs w:val="26"/>
               </w:rPr>
             </w:pPr>
-            <w:r>
-              <w:rPr>
-                <w:rFonts w:ascii="Times New Roman" w:hAnsi="Times New Roman" w:cs="Times New Roman"/>
-                <w:sz w:val="26"/>
-                <w:szCs w:val="26"/>
-              </w:rPr>
-            </w:r>
           </w:p>
         </w:tc>
         <w:tc>
@@ -9815,13 +8839,6 @@
                 <w:szCs w:val="26"/>
               </w:rPr>
             </w:pPr>
-            <w:r>
-              <w:rPr>
-                <w:rFonts w:ascii="Times New Roman" w:hAnsi="Times New Roman" w:cs="Times New Roman"/>
-                <w:sz w:val="26"/>
-                <w:szCs w:val="26"/>
-              </w:rPr>
-            </w:r>
           </w:p>
         </w:tc>
         <w:tc>
@@ -9843,13 +8860,6 @@
                 <w:szCs w:val="26"/>
               </w:rPr>
             </w:pPr>
-            <w:r>
-              <w:rPr>
-                <w:rFonts w:ascii="Times New Roman" w:hAnsi="Times New Roman" w:cs="Times New Roman"/>
-                <w:sz w:val="26"/>
-                <w:szCs w:val="26"/>
-              </w:rPr>
-            </w:r>
           </w:p>
         </w:tc>
       </w:tr>
@@ -9926,13 +8936,6 @@
                 <w:szCs w:val="26"/>
               </w:rPr>
             </w:pPr>
-            <w:r>
-              <w:rPr>
-                <w:rFonts w:ascii="Times New Roman" w:hAnsi="Times New Roman" w:cs="Times New Roman"/>
-                <w:sz w:val="26"/>
-                <w:szCs w:val="26"/>
-              </w:rPr>
-            </w:r>
           </w:p>
         </w:tc>
         <w:tc>
@@ -9954,13 +8957,6 @@
                 <w:szCs w:val="26"/>
               </w:rPr>
             </w:pPr>
-            <w:r>
-              <w:rPr>
-                <w:rFonts w:ascii="Times New Roman" w:hAnsi="Times New Roman" w:cs="Times New Roman"/>
-                <w:sz w:val="26"/>
-                <w:szCs w:val="26"/>
-              </w:rPr>
-            </w:r>
           </w:p>
         </w:tc>
         <w:tc>
@@ -9982,13 +8978,6 @@
                 <w:szCs w:val="26"/>
               </w:rPr>
             </w:pPr>
-            <w:r>
-              <w:rPr>
-                <w:rFonts w:ascii="Times New Roman" w:hAnsi="Times New Roman" w:cs="Times New Roman"/>
-                <w:sz w:val="26"/>
-                <w:szCs w:val="26"/>
-              </w:rPr>
-            </w:r>
           </w:p>
         </w:tc>
         <w:tc>
@@ -10010,13 +8999,6 @@
                 <w:szCs w:val="26"/>
               </w:rPr>
             </w:pPr>
-            <w:r>
-              <w:rPr>
-                <w:rFonts w:ascii="Times New Roman" w:hAnsi="Times New Roman" w:cs="Times New Roman"/>
-                <w:sz w:val="26"/>
-                <w:szCs w:val="26"/>
-              </w:rPr>
-            </w:r>
           </w:p>
         </w:tc>
         <w:tc>
@@ -10038,13 +9020,6 @@
                 <w:szCs w:val="26"/>
               </w:rPr>
             </w:pPr>
-            <w:r>
-              <w:rPr>
-                <w:rFonts w:ascii="Times New Roman" w:hAnsi="Times New Roman" w:cs="Times New Roman"/>
-                <w:sz w:val="26"/>
-                <w:szCs w:val="26"/>
-              </w:rPr>
-            </w:r>
           </w:p>
         </w:tc>
       </w:tr>
@@ -10121,13 +9096,6 @@
                 <w:szCs w:val="26"/>
               </w:rPr>
             </w:pPr>
-            <w:r>
-              <w:rPr>
-                <w:rFonts w:ascii="Times New Roman" w:hAnsi="Times New Roman" w:cs="Times New Roman"/>
-                <w:sz w:val="26"/>
-                <w:szCs w:val="26"/>
-              </w:rPr>
-            </w:r>
           </w:p>
         </w:tc>
         <w:tc>
@@ -10149,13 +9117,6 @@
                 <w:szCs w:val="26"/>
               </w:rPr>
             </w:pPr>
-            <w:r>
-              <w:rPr>
-                <w:rFonts w:ascii="Times New Roman" w:hAnsi="Times New Roman" w:cs="Times New Roman"/>
-                <w:sz w:val="26"/>
-                <w:szCs w:val="26"/>
-              </w:rPr>
-            </w:r>
           </w:p>
         </w:tc>
         <w:tc>
@@ -10177,13 +9138,6 @@
                 <w:szCs w:val="26"/>
               </w:rPr>
             </w:pPr>
-            <w:r>
-              <w:rPr>
-                <w:rFonts w:ascii="Times New Roman" w:hAnsi="Times New Roman" w:cs="Times New Roman"/>
-                <w:sz w:val="26"/>
-                <w:szCs w:val="26"/>
-              </w:rPr>
-            </w:r>
           </w:p>
         </w:tc>
         <w:tc>
@@ -10205,13 +9159,6 @@
                 <w:szCs w:val="26"/>
               </w:rPr>
             </w:pPr>
-            <w:r>
-              <w:rPr>
-                <w:rFonts w:ascii="Times New Roman" w:hAnsi="Times New Roman" w:cs="Times New Roman"/>
-                <w:sz w:val="26"/>
-                <w:szCs w:val="26"/>
-              </w:rPr>
-            </w:r>
           </w:p>
         </w:tc>
         <w:tc>
@@ -10233,13 +9180,6 @@
                 <w:szCs w:val="26"/>
               </w:rPr>
             </w:pPr>
-            <w:r>
-              <w:rPr>
-                <w:rFonts w:ascii="Times New Roman" w:hAnsi="Times New Roman" w:cs="Times New Roman"/>
-                <w:sz w:val="26"/>
-                <w:szCs w:val="26"/>
-              </w:rPr>
-            </w:r>
           </w:p>
         </w:tc>
       </w:tr>
@@ -10316,12 +9256,6 @@
                 <w:szCs w:val="26"/>
               </w:rPr>
             </w:pPr>
-            <w:r>
-              <w:rPr>
-                <w:rFonts w:ascii="Times New Roman" w:hAnsi="Times New Roman"/>
-                <w:sz w:val="26"/>
-              </w:rPr>
-            </w:r>
           </w:p>
         </w:tc>
         <w:tc>
@@ -10343,12 +9277,6 @@
                 <w:szCs w:val="26"/>
               </w:rPr>
             </w:pPr>
-            <w:r>
-              <w:rPr>
-                <w:rFonts w:ascii="Times New Roman" w:hAnsi="Times New Roman"/>
-                <w:sz w:val="26"/>
-              </w:rPr>
-            </w:r>
           </w:p>
         </w:tc>
         <w:tc>
@@ -10370,12 +9298,6 @@
                 <w:szCs w:val="26"/>
               </w:rPr>
             </w:pPr>
-            <w:r>
-              <w:rPr>
-                <w:rFonts w:ascii="Times New Roman" w:hAnsi="Times New Roman"/>
-                <w:sz w:val="26"/>
-              </w:rPr>
-            </w:r>
           </w:p>
         </w:tc>
         <w:tc>
@@ -10397,12 +9319,6 @@
                 <w:szCs w:val="26"/>
               </w:rPr>
             </w:pPr>
-            <w:r>
-              <w:rPr>
-                <w:rFonts w:ascii="Times New Roman" w:hAnsi="Times New Roman"/>
-                <w:sz w:val="26"/>
-              </w:rPr>
-            </w:r>
           </w:p>
         </w:tc>
         <w:tc>
@@ -10424,12 +9340,6 @@
                 <w:szCs w:val="26"/>
               </w:rPr>
             </w:pPr>
-            <w:r>
-              <w:rPr>
-                <w:rFonts w:ascii="Times New Roman" w:hAnsi="Times New Roman"/>
-                <w:sz w:val="26"/>
-              </w:rPr>
-            </w:r>
           </w:p>
         </w:tc>
       </w:tr>
@@ -10506,12 +9416,6 @@
                 <w:szCs w:val="26"/>
               </w:rPr>
             </w:pPr>
-            <w:r>
-              <w:rPr>
-                <w:rFonts w:ascii="Times New Roman" w:hAnsi="Times New Roman"/>
-                <w:sz w:val="26"/>
-              </w:rPr>
-            </w:r>
           </w:p>
         </w:tc>
         <w:tc>
@@ -10533,12 +9437,6 @@
                 <w:szCs w:val="26"/>
               </w:rPr>
             </w:pPr>
-            <w:r>
-              <w:rPr>
-                <w:rFonts w:ascii="Times New Roman" w:hAnsi="Times New Roman"/>
-                <w:sz w:val="26"/>
-              </w:rPr>
-            </w:r>
           </w:p>
         </w:tc>
         <w:tc>
@@ -10560,12 +9458,6 @@
                 <w:szCs w:val="26"/>
               </w:rPr>
             </w:pPr>
-            <w:r>
-              <w:rPr>
-                <w:rFonts w:ascii="Times New Roman" w:hAnsi="Times New Roman"/>
-                <w:sz w:val="26"/>
-              </w:rPr>
-            </w:r>
           </w:p>
         </w:tc>
         <w:tc>
@@ -10587,12 +9479,6 @@
                 <w:szCs w:val="26"/>
               </w:rPr>
             </w:pPr>
-            <w:r>
-              <w:rPr>
-                <w:rFonts w:ascii="Times New Roman" w:hAnsi="Times New Roman"/>
-                <w:sz w:val="26"/>
-              </w:rPr>
-            </w:r>
           </w:p>
         </w:tc>
         <w:tc>
@@ -10614,12 +9500,6 @@
                 <w:szCs w:val="26"/>
               </w:rPr>
             </w:pPr>
-            <w:r>
-              <w:rPr>
-                <w:rFonts w:ascii="Times New Roman" w:hAnsi="Times New Roman"/>
-                <w:sz w:val="26"/>
-              </w:rPr>
-            </w:r>
           </w:p>
         </w:tc>
       </w:tr>
@@ -10714,27 +9594,6 @@
               <w:br/>
               <w:t>…………………………………………………………………</w:t>
             </w:r>
-            <w:r>
-              <w:rPr>
-                <w:rFonts w:ascii="Times New Roman" w:hAnsi="Times New Roman" w:cs="Times New Roman"/>
-                <w:sz w:val="26"/>
-                <w:szCs w:val="26"/>
-              </w:rPr>
-            </w:r>
-            <w:r>
-              <w:rPr>
-                <w:rFonts w:ascii="Times New Roman" w:hAnsi="Times New Roman" w:cs="Times New Roman"/>
-                <w:sz w:val="26"/>
-                <w:szCs w:val="26"/>
-              </w:rPr>
-            </w:r>
-            <w:r>
-              <w:rPr>
-                <w:rFonts w:ascii="Times New Roman" w:hAnsi="Times New Roman" w:cs="Times New Roman"/>
-                <w:sz w:val="26"/>
-                <w:szCs w:val="26"/>
-              </w:rPr>
-            </w:r>
           </w:p>
         </w:tc>
         <w:tc>
@@ -10756,30 +9615,49 @@
                 <w:sz w:val="26"/>
               </w:rPr>
               <w:t>Ngày 2 tháng 10 năm 2026</w:t>
+            </w:r>
+            <w:r>
+              <w:rPr>
+                <w:rFonts w:ascii="Times New Roman" w:hAnsi="Times New Roman"/>
+                <w:sz w:val="26"/>
+              </w:rPr>
               <w:br/>
+              <w:t>Tổ trưởng</w:t>
             </w:r>
             <w:r>
               <w:rPr>
                 <w:rFonts w:ascii="Times New Roman" w:hAnsi="Times New Roman"/>
                 <w:sz w:val="26"/>
               </w:rPr>
-              <w:t>Tổ trưởng</w:t>
               <w:br/>
+            </w:r>
+            <w:r>
+              <w:rPr>
+                <w:rFonts w:ascii="Times New Roman" w:hAnsi="Times New Roman"/>
+                <w:sz w:val="26"/>
+              </w:rPr>
               <w:br/>
+            </w:r>
+            <w:r>
+              <w:rPr>
+                <w:rFonts w:ascii="Times New Roman" w:hAnsi="Times New Roman"/>
+                <w:sz w:val="26"/>
+              </w:rPr>
               <w:br/>
+            </w:r>
+            <w:r>
+              <w:rPr>
+                <w:rFonts w:ascii="Times New Roman" w:hAnsi="Times New Roman"/>
+                <w:sz w:val="26"/>
+              </w:rPr>
               <w:br/>
-            </w:r>
-            <w:r>
-              <w:rPr>
-                <w:rFonts w:ascii="Times New Roman" w:hAnsi="Times New Roman"/>
-                <w:sz w:val="26"/>
-              </w:rPr>
               <w:t>Nguyễn Thị Ngọc</w:t>
             </w:r>
           </w:p>
         </w:tc>
       </w:tr>
     </w:tbl>
+    <w:p/>
     <w:sectPr>
       <w:headerReference w:type="default" r:id="rId7"/>
       <w:footerReference w:type="default" r:id="rId8"/>
@@ -10794,7 +9672,7 @@
 </file>
 
 <file path=word/endnotes.xml><?xml version="1.0" encoding="utf-8"?>
-<w:endnotes xmlns:wpc="http://schemas.microsoft.com/office/word/2010/wordprocessingCanvas" xmlns:cx="http://schemas.microsoft.com/office/drawing/2014/chartex" xmlns:cx1="http://schemas.microsoft.com/office/drawing/2015/9/8/chartex" xmlns:cx2="http://schemas.microsoft.com/office/drawing/2015/10/21/chartex" xmlns:cx3="http://schemas.microsoft.com/office/drawing/2016/5/9/chartex" xmlns:cx4="http://schemas.microsoft.com/office/drawing/2016/5/10/chartex" xmlns:cx5="http://schemas.microsoft.com/office/drawing/2016/5/11/chartex" xmlns:cx6="http://schemas.microsoft.com/office/drawing/2016/5/12/chartex" xmlns:cx7="http://schemas.microsoft.com/office/drawing/2016/5/13/chartex" xmlns:cx8="http://schemas.microsoft.com/office/drawing/2016/5/14/chartex" xmlns:mc="http://schemas.openxmlformats.org/markup-compatibility/2006" xmlns:aink="http://schemas.microsoft.com/office/drawing/2016/ink" xmlns:am3d="http://schemas.microsoft.com/office/drawing/2017/model3d" xmlns:o="urn:schemas-microsoft-com:office:office" xmlns:oel="http://schemas.microsoft.com/office/2019/extlst" xmlns:r="http://schemas.openxmlformats.org/officeDocument/2006/relationships" xmlns:m="http://schemas.openxmlformats.org/officeDocument/2006/math" xmlns:v="urn:schemas-microsoft-com:vml" xmlns:wp14="http://schemas.microsoft.com/office/word/2010/wordprocessingDrawing" xmlns:wp="http://schemas.openxmlformats.org/drawingml/2006/wordprocessingDrawing" xmlns:w10="urn:schemas-microsoft-com:office:word" xmlns:w="http://schemas.openxmlformats.org/wordprocessingml/2006/main" xmlns:w14="http://schemas.microsoft.com/office/word/2010/wordml" xmlns:w15="http://schemas.microsoft.com/office/word/2012/wordml" xmlns:w16cei="http://schemas.microsoft.com/office/word/2026/wordml/cei" xmlns:w16cex="http://schemas.microsoft.com/office/word/2018/wordml/cex" xmlns:w16cid="http://schemas.microsoft.com/office/word/2016/wordml/cid" xmlns:w16="http://schemas.microsoft.com/office/word/2018/wordml" xmlns:w16du="http://schemas.microsoft.com/office/word/2023/wordml/word16du" xmlns:w16sdtdh="http://schemas.microsoft.com/office/word/2020/wordml/sdtdatahash" xmlns:w16sdtfl="http://schemas.microsoft.com/office/word/2024/wordml/sdtformatlock" xmlns:w16se="http://schemas.microsoft.com/office/word/2015/wordml/symex" xmlns:wpg="http://schemas.microsoft.com/office/word/2010/wordprocessingGroup" xmlns:wpi="http://schemas.microsoft.com/office/word/2010/wordprocessingInk" xmlns:wne="http://schemas.microsoft.com/office/word/2006/wordml" xmlns:wps="http://schemas.microsoft.com/office/word/2010/wordprocessingShape" mc:Ignorable="w14 w15 w16se w16cid w16 w16cex w16sdtdh w16sdtfl w16du wp14">
+<w:endnotes xmlns:wpc="http://schemas.microsoft.com/office/word/2010/wordprocessingCanvas" xmlns:cx="http://schemas.microsoft.com/office/drawing/2014/chartex" xmlns:cx1="http://schemas.microsoft.com/office/drawing/2015/9/8/chartex" xmlns:cx2="http://schemas.microsoft.com/office/drawing/2015/10/21/chartex" xmlns:cx3="http://schemas.microsoft.com/office/drawing/2016/5/9/chartex" xmlns:cx4="http://schemas.microsoft.com/office/drawing/2016/5/10/chartex" xmlns:cx5="http://schemas.microsoft.com/office/drawing/2016/5/11/chartex" xmlns:cx6="http://schemas.microsoft.com/office/drawing/2016/5/12/chartex" xmlns:cx7="http://schemas.microsoft.com/office/drawing/2016/5/13/chartex" xmlns:cx8="http://schemas.microsoft.com/office/drawing/2016/5/14/chartex" xmlns:mc="http://schemas.openxmlformats.org/markup-compatibility/2006" xmlns:aink="http://schemas.microsoft.com/office/drawing/2016/ink" xmlns:am3d="http://schemas.microsoft.com/office/drawing/2017/model3d" xmlns:o="urn:schemas-microsoft-com:office:office" xmlns:oel="http://schemas.microsoft.com/office/2019/extlst" xmlns:r="http://schemas.openxmlformats.org/officeDocument/2006/relationships" xmlns:m="http://schemas.openxmlformats.org/officeDocument/2006/math" xmlns:v="urn:schemas-microsoft-com:vml" xmlns:wp14="http://schemas.microsoft.com/office/word/2010/wordprocessingDrawing" xmlns:wp="http://schemas.openxmlformats.org/drawingml/2006/wordprocessingDrawing" xmlns:w10="urn:schemas-microsoft-com:office:word" xmlns:w="http://schemas.openxmlformats.org/wordprocessingml/2006/main" xmlns:w14="http://schemas.microsoft.com/office/word/2010/wordml" xmlns:w15="http://schemas.microsoft.com/office/word/2012/wordml" xmlns:w16cex="http://schemas.microsoft.com/office/word/2018/wordml/cex" xmlns:w16cid="http://schemas.microsoft.com/office/word/2016/wordml/cid" xmlns:w16="http://schemas.microsoft.com/office/word/2018/wordml" xmlns:w16du="http://schemas.microsoft.com/office/word/2023/wordml/word16du" xmlns:w16sdtdh="http://schemas.microsoft.com/office/word/2020/wordml/sdtdatahash" xmlns:w16sdtfl="http://schemas.microsoft.com/office/word/2024/wordml/sdtformatlock" xmlns:w16se="http://schemas.microsoft.com/office/word/2015/wordml/symex" xmlns:wpg="http://schemas.microsoft.com/office/word/2010/wordprocessingGroup" xmlns:wpi="http://schemas.microsoft.com/office/word/2010/wordprocessingInk" xmlns:wne="http://schemas.microsoft.com/office/word/2006/wordml" xmlns:wps="http://schemas.microsoft.com/office/word/2010/wordprocessingShape" mc:Ignorable="w14 w15 w16se w16cid w16 w16cex w16sdtdh w16sdtfl w16du wp14">
   <w:endnote w:type="separator" w:id="-1">
     <w:p>
       <w:pPr>
@@ -10819,7 +9697,7 @@
 </file>
 
 <file path=word/footer1.xml><?xml version="1.0" encoding="utf-8"?>
-<w:ftr xmlns:wpc="http://schemas.microsoft.com/office/word/2010/wordprocessingCanvas" xmlns:cx="http://schemas.microsoft.com/office/drawing/2014/chartex" xmlns:cx1="http://schemas.microsoft.com/office/drawing/2015/9/8/chartex" xmlns:cx2="http://schemas.microsoft.com/office/drawing/2015/10/21/chartex" xmlns:cx3="http://schemas.microsoft.com/office/drawing/2016/5/9/chartex" xmlns:cx4="http://schemas.microsoft.com/office/drawing/2016/5/10/chartex" xmlns:cx5="http://schemas.microsoft.com/office/drawing/2016/5/11/chartex" xmlns:cx6="http://schemas.microsoft.com/office/drawing/2016/5/12/chartex" xmlns:cx7="http://schemas.microsoft.com/office/drawing/2016/5/13/chartex" xmlns:cx8="http://schemas.microsoft.com/office/drawing/2016/5/14/chartex" xmlns:mc="http://schemas.openxmlformats.org/markup-compatibility/2006" xmlns:aink="http://schemas.microsoft.com/office/drawing/2016/ink" xmlns:am3d="http://schemas.microsoft.com/office/drawing/2017/model3d" xmlns:o="urn:schemas-microsoft-com:office:office" xmlns:oel="http://schemas.microsoft.com/office/2019/extlst" xmlns:r="http://schemas.openxmlformats.org/officeDocument/2006/relationships" xmlns:m="http://schemas.openxmlformats.org/officeDocument/2006/math" xmlns:v="urn:schemas-microsoft-com:vml" xmlns:wp14="http://schemas.microsoft.com/office/word/2010/wordprocessingDrawing" xmlns:wp="http://schemas.openxmlformats.org/drawingml/2006/wordprocessingDrawing" xmlns:w10="urn:schemas-microsoft-com:office:word" xmlns:w="http://schemas.openxmlformats.org/wordprocessingml/2006/main" xmlns:w14="http://schemas.microsoft.com/office/word/2010/wordml" xmlns:w15="http://schemas.microsoft.com/office/word/2012/wordml" xmlns:w16cei="http://schemas.microsoft.com/office/word/2026/wordml/cei" xmlns:w16cex="http://schemas.microsoft.com/office/word/2018/wordml/cex" xmlns:w16cid="http://schemas.microsoft.com/office/word/2016/wordml/cid" xmlns:w16="http://schemas.microsoft.com/office/word/2018/wordml" xmlns:w16du="http://schemas.microsoft.com/office/word/2023/wordml/word16du" xmlns:w16sdtdh="http://schemas.microsoft.com/office/word/2020/wordml/sdtdatahash" xmlns:w16sdtfl="http://schemas.microsoft.com/office/word/2024/wordml/sdtformatlock" xmlns:w16se="http://schemas.microsoft.com/office/word/2015/wordml/symex" xmlns:wpg="http://schemas.microsoft.com/office/word/2010/wordprocessingGroup" xmlns:wpi="http://schemas.microsoft.com/office/word/2010/wordprocessingInk" xmlns:wne="http://schemas.microsoft.com/office/word/2006/wordml" xmlns:wps="http://schemas.microsoft.com/office/word/2010/wordprocessingShape" mc:Ignorable="w14 w15 w16se w16cid w16 w16cex w16sdtdh w16sdtfl w16du wp14">
+<w:ftr xmlns:wpc="http://schemas.microsoft.com/office/word/2010/wordprocessingCanvas" xmlns:cx="http://schemas.microsoft.com/office/drawing/2014/chartex" xmlns:cx1="http://schemas.microsoft.com/office/drawing/2015/9/8/chartex" xmlns:cx2="http://schemas.microsoft.com/office/drawing/2015/10/21/chartex" xmlns:cx3="http://schemas.microsoft.com/office/drawing/2016/5/9/chartex" xmlns:cx4="http://schemas.microsoft.com/office/drawing/2016/5/10/chartex" xmlns:cx5="http://schemas.microsoft.com/office/drawing/2016/5/11/chartex" xmlns:cx6="http://schemas.microsoft.com/office/drawing/2016/5/12/chartex" xmlns:cx7="http://schemas.microsoft.com/office/drawing/2016/5/13/chartex" xmlns:cx8="http://schemas.microsoft.com/office/drawing/2016/5/14/chartex" xmlns:mc="http://schemas.openxmlformats.org/markup-compatibility/2006" xmlns:aink="http://schemas.microsoft.com/office/drawing/2016/ink" xmlns:am3d="http://schemas.microsoft.com/office/drawing/2017/model3d" xmlns:o="urn:schemas-microsoft-com:office:office" xmlns:oel="http://schemas.microsoft.com/office/2019/extlst" xmlns:r="http://schemas.openxmlformats.org/officeDocument/2006/relationships" xmlns:m="http://schemas.openxmlformats.org/officeDocument/2006/math" xmlns:v="urn:schemas-microsoft-com:vml" xmlns:wp14="http://schemas.microsoft.com/office/word/2010/wordprocessingDrawing" xmlns:wp="http://schemas.openxmlformats.org/drawingml/2006/wordprocessingDrawing" xmlns:w10="urn:schemas-microsoft-com:office:word" xmlns:w="http://schemas.openxmlformats.org/wordprocessingml/2006/main" xmlns:w14="http://schemas.microsoft.com/office/word/2010/wordml" xmlns:w15="http://schemas.microsoft.com/office/word/2012/wordml" xmlns:w16cex="http://schemas.microsoft.com/office/word/2018/wordml/cex" xmlns:w16cid="http://schemas.microsoft.com/office/word/2016/wordml/cid" xmlns:w16="http://schemas.microsoft.com/office/word/2018/wordml" xmlns:w16du="http://schemas.microsoft.com/office/word/2023/wordml/word16du" xmlns:w16sdtdh="http://schemas.microsoft.com/office/word/2020/wordml/sdtdatahash" xmlns:w16sdtfl="http://schemas.microsoft.com/office/word/2024/wordml/sdtformatlock" xmlns:w16se="http://schemas.microsoft.com/office/word/2015/wordml/symex" xmlns:wpg="http://schemas.microsoft.com/office/word/2010/wordprocessingGroup" xmlns:wpi="http://schemas.microsoft.com/office/word/2010/wordprocessingInk" xmlns:wne="http://schemas.microsoft.com/office/word/2006/wordml" xmlns:wps="http://schemas.microsoft.com/office/word/2010/wordprocessingShape" mc:Ignorable="w14 w15 w16se w16cid w16 w16cex w16sdtdh w16sdtfl w16du wp14">
   <w:p>
     <w:pPr>
       <w:pBdr>
@@ -10898,7 +9776,7 @@
 </file>
 
 <file path=word/footnotes.xml><?xml version="1.0" encoding="utf-8"?>
-<w:footnotes xmlns:wpc="http://schemas.microsoft.com/office/word/2010/wordprocessingCanvas" xmlns:cx="http://schemas.microsoft.com/office/drawing/2014/chartex" xmlns:cx1="http://schemas.microsoft.com/office/drawing/2015/9/8/chartex" xmlns:cx2="http://schemas.microsoft.com/office/drawing/2015/10/21/chartex" xmlns:cx3="http://schemas.microsoft.com/office/drawing/2016/5/9/chartex" xmlns:cx4="http://schemas.microsoft.com/office/drawing/2016/5/10/chartex" xmlns:cx5="http://schemas.microsoft.com/office/drawing/2016/5/11/chartex" xmlns:cx6="http://schemas.microsoft.com/office/drawing/2016/5/12/chartex" xmlns:cx7="http://schemas.microsoft.com/office/drawing/2016/5/13/chartex" xmlns:cx8="http://schemas.microsoft.com/office/drawing/2016/5/14/chartex" xmlns:mc="http://schemas.openxmlformats.org/markup-compatibility/2006" xmlns:aink="http://schemas.microsoft.com/office/drawing/2016/ink" xmlns:am3d="http://schemas.microsoft.com/office/drawing/2017/model3d" xmlns:o="urn:schemas-microsoft-com:office:office" xmlns:oel="http://schemas.microsoft.com/office/2019/extlst" xmlns:r="http://schemas.openxmlformats.org/officeDocument/2006/relationships" xmlns:m="http://schemas.openxmlformats.org/officeDocument/2006/math" xmlns:v="urn:schemas-microsoft-com:vml" xmlns:wp14="http://schemas.microsoft.com/office/word/2010/wordprocessingDrawing" xmlns:wp="http://schemas.openxmlformats.org/drawingml/2006/wordprocessingDrawing" xmlns:w10="urn:schemas-microsoft-com:office:word" xmlns:w="http://schemas.openxmlformats.org/wordprocessingml/2006/main" xmlns:w14="http://schemas.microsoft.com/office/word/2010/wordml" xmlns:w15="http://schemas.microsoft.com/office/word/2012/wordml" xmlns:w16cei="http://schemas.microsoft.com/office/word/2026/wordml/cei" xmlns:w16cex="http://schemas.microsoft.com/office/word/2018/wordml/cex" xmlns:w16cid="http://schemas.microsoft.com/office/word/2016/wordml/cid" xmlns:w16="http://schemas.microsoft.com/office/word/2018/wordml" xmlns:w16du="http://schemas.microsoft.com/office/word/2023/wordml/word16du" xmlns:w16sdtdh="http://schemas.microsoft.com/office/word/2020/wordml/sdtdatahash" xmlns:w16sdtfl="http://schemas.microsoft.com/office/word/2024/wordml/sdtformatlock" xmlns:w16se="http://schemas.microsoft.com/office/word/2015/wordml/symex" xmlns:wpg="http://schemas.microsoft.com/office/word/2010/wordprocessingGroup" xmlns:wpi="http://schemas.microsoft.com/office/word/2010/wordprocessingInk" xmlns:wne="http://schemas.microsoft.com/office/word/2006/wordml" xmlns:wps="http://schemas.microsoft.com/office/word/2010/wordprocessingShape" mc:Ignorable="w14 w15 w16se w16cid w16 w16cex w16sdtdh w16sdtfl w16du wp14">
+<w:footnotes xmlns:wpc="http://schemas.microsoft.com/office/word/2010/wordprocessingCanvas" xmlns:cx="http://schemas.microsoft.com/office/drawing/2014/chartex" xmlns:cx1="http://schemas.microsoft.com/office/drawing/2015/9/8/chartex" xmlns:cx2="http://schemas.microsoft.com/office/drawing/2015/10/21/chartex" xmlns:cx3="http://schemas.microsoft.com/office/drawing/2016/5/9/chartex" xmlns:cx4="http://schemas.microsoft.com/office/drawing/2016/5/10/chartex" xmlns:cx5="http://schemas.microsoft.com/office/drawing/2016/5/11/chartex" xmlns:cx6="http://schemas.microsoft.com/office/drawing/2016/5/12/chartex" xmlns:cx7="http://schemas.microsoft.com/office/drawing/2016/5/13/chartex" xmlns:cx8="http://schemas.microsoft.com/office/drawing/2016/5/14/chartex" xmlns:mc="http://schemas.openxmlformats.org/markup-compatibility/2006" xmlns:aink="http://schemas.microsoft.com/office/drawing/2016/ink" xmlns:am3d="http://schemas.microsoft.com/office/drawing/2017/model3d" xmlns:o="urn:schemas-microsoft-com:office:office" xmlns:oel="http://schemas.microsoft.com/office/2019/extlst" xmlns:r="http://schemas.openxmlformats.org/officeDocument/2006/relationships" xmlns:m="http://schemas.openxmlformats.org/officeDocument/2006/math" xmlns:v="urn:schemas-microsoft-com:vml" xmlns:wp14="http://schemas.microsoft.com/office/word/2010/wordprocessingDrawing" xmlns:wp="http://schemas.openxmlformats.org/drawingml/2006/wordprocessingDrawing" xmlns:w10="urn:schemas-microsoft-com:office:word" xmlns:w="http://schemas.openxmlformats.org/wordprocessingml/2006/main" xmlns:w14="http://schemas.microsoft.com/office/word/2010/wordml" xmlns:w15="http://schemas.microsoft.com/office/word/2012/wordml" xmlns:w16cex="http://schemas.microsoft.com/office/word/2018/wordml/cex" xmlns:w16cid="http://schemas.microsoft.com/office/word/2016/wordml/cid" xmlns:w16="http://schemas.microsoft.com/office/word/2018/wordml" xmlns:w16du="http://schemas.microsoft.com/office/word/2023/wordml/word16du" xmlns:w16sdtdh="http://schemas.microsoft.com/office/word/2020/wordml/sdtdatahash" xmlns:w16sdtfl="http://schemas.microsoft.com/office/word/2024/wordml/sdtformatlock" xmlns:w16se="http://schemas.microsoft.com/office/word/2015/wordml/symex" xmlns:wpg="http://schemas.microsoft.com/office/word/2010/wordprocessingGroup" xmlns:wpi="http://schemas.microsoft.com/office/word/2010/wordprocessingInk" xmlns:wne="http://schemas.microsoft.com/office/word/2006/wordml" xmlns:wps="http://schemas.microsoft.com/office/word/2010/wordprocessingShape" mc:Ignorable="w14 w15 w16se w16cid w16 w16cex w16sdtdh w16sdtfl w16du wp14">
   <w:footnote w:type="separator" w:id="-1">
     <w:p>
       <w:pPr>
@@ -10923,7 +9801,7 @@
 </file>
 
 <file path=word/header1.xml><?xml version="1.0" encoding="utf-8"?>
-<w:hdr xmlns:wpc="http://schemas.microsoft.com/office/word/2010/wordprocessingCanvas" xmlns:cx="http://schemas.microsoft.com/office/drawing/2014/chartex" xmlns:cx1="http://schemas.microsoft.com/office/drawing/2015/9/8/chartex" xmlns:cx2="http://schemas.microsoft.com/office/drawing/2015/10/21/chartex" xmlns:cx3="http://schemas.microsoft.com/office/drawing/2016/5/9/chartex" xmlns:cx4="http://schemas.microsoft.com/office/drawing/2016/5/10/chartex" xmlns:cx5="http://schemas.microsoft.com/office/drawing/2016/5/11/chartex" xmlns:cx6="http://schemas.microsoft.com/office/drawing/2016/5/12/chartex" xmlns:cx7="http://schemas.microsoft.com/office/drawing/2016/5/13/chartex" xmlns:cx8="http://schemas.microsoft.com/office/drawing/2016/5/14/chartex" xmlns:mc="http://schemas.openxmlformats.org/markup-compatibility/2006" xmlns:aink="http://schemas.microsoft.com/office/drawing/2016/ink" xmlns:am3d="http://schemas.microsoft.com/office/drawing/2017/model3d" xmlns:o="urn:schemas-microsoft-com:office:office" xmlns:oel="http://schemas.microsoft.com/office/2019/extlst" xmlns:r="http://schemas.openxmlformats.org/officeDocument/2006/relationships" xmlns:m="http://schemas.openxmlformats.org/officeDocument/2006/math" xmlns:v="urn:schemas-microsoft-com:vml" xmlns:wp14="http://schemas.microsoft.com/office/word/2010/wordprocessingDrawing" xmlns:wp="http://schemas.openxmlformats.org/drawingml/2006/wordprocessingDrawing" xmlns:w10="urn:schemas-microsoft-com:office:word" xmlns:w="http://schemas.openxmlformats.org/wordprocessingml/2006/main" xmlns:w14="http://schemas.microsoft.com/office/word/2010/wordml" xmlns:w15="http://schemas.microsoft.com/office/word/2012/wordml" xmlns:w16cei="http://schemas.microsoft.com/office/word/2026/wordml/cei" xmlns:w16cex="http://schemas.microsoft.com/office/word/2018/wordml/cex" xmlns:w16cid="http://schemas.microsoft.com/office/word/2016/wordml/cid" xmlns:w16="http://schemas.microsoft.com/office/word/2018/wordml" xmlns:w16du="http://schemas.microsoft.com/office/word/2023/wordml/word16du" xmlns:w16sdtdh="http://schemas.microsoft.com/office/word/2020/wordml/sdtdatahash" xmlns:w16sdtfl="http://schemas.microsoft.com/office/word/2024/wordml/sdtformatlock" xmlns:w16se="http://schemas.microsoft.com/office/word/2015/wordml/symex" xmlns:wpg="http://schemas.microsoft.com/office/word/2010/wordprocessingGroup" xmlns:wpi="http://schemas.microsoft.com/office/word/2010/wordprocessingInk" xmlns:wne="http://schemas.microsoft.com/office/word/2006/wordml" xmlns:wps="http://schemas.microsoft.com/office/word/2010/wordprocessingShape" mc:Ignorable="w14 w15 w16se w16cid w16 w16cex w16sdtdh w16sdtfl w16du wp14">
+<w:hdr xmlns:wpc="http://schemas.microsoft.com/office/word/2010/wordprocessingCanvas" xmlns:cx="http://schemas.microsoft.com/office/drawing/2014/chartex" xmlns:cx1="http://schemas.microsoft.com/office/drawing/2015/9/8/chartex" xmlns:cx2="http://schemas.microsoft.com/office/drawing/2015/10/21/chartex" xmlns:cx3="http://schemas.microsoft.com/office/drawing/2016/5/9/chartex" xmlns:cx4="http://schemas.microsoft.com/office/drawing/2016/5/10/chartex" xmlns:cx5="http://schemas.microsoft.com/office/drawing/2016/5/11/chartex" xmlns:cx6="http://schemas.microsoft.com/office/drawing/2016/5/12/chartex" xmlns:cx7="http://schemas.microsoft.com/office/drawing/2016/5/13/chartex" xmlns:cx8="http://schemas.microsoft.com/office/drawing/2016/5/14/chartex" xmlns:mc="http://schemas.openxmlformats.org/markup-compatibility/2006" xmlns:aink="http://schemas.microsoft.com/office/drawing/2016/ink" xmlns:am3d="http://schemas.microsoft.com/office/drawing/2017/model3d" xmlns:o="urn:schemas-microsoft-com:office:office" xmlns:oel="http://schemas.microsoft.com/office/2019/extlst" xmlns:r="http://schemas.openxmlformats.org/officeDocument/2006/relationships" xmlns:m="http://schemas.openxmlformats.org/officeDocument/2006/math" xmlns:v="urn:schemas-microsoft-com:vml" xmlns:wp14="http://schemas.microsoft.com/office/word/2010/wordprocessingDrawing" xmlns:wp="http://schemas.openxmlformats.org/drawingml/2006/wordprocessingDrawing" xmlns:w10="urn:schemas-microsoft-com:office:word" xmlns:w="http://schemas.openxmlformats.org/wordprocessingml/2006/main" xmlns:w14="http://schemas.microsoft.com/office/word/2010/wordml" xmlns:w15="http://schemas.microsoft.com/office/word/2012/wordml" xmlns:w16cex="http://schemas.microsoft.com/office/word/2018/wordml/cex" xmlns:w16cid="http://schemas.microsoft.com/office/word/2016/wordml/cid" xmlns:w16="http://schemas.microsoft.com/office/word/2018/wordml" xmlns:w16du="http://schemas.microsoft.com/office/word/2023/wordml/word16du" xmlns:w16sdtdh="http://schemas.microsoft.com/office/word/2020/wordml/sdtdatahash" xmlns:w16sdtfl="http://schemas.microsoft.com/office/word/2024/wordml/sdtformatlock" xmlns:w16se="http://schemas.microsoft.com/office/word/2015/wordml/symex" xmlns:wpg="http://schemas.microsoft.com/office/word/2010/wordprocessingGroup" xmlns:wpi="http://schemas.microsoft.com/office/word/2010/wordprocessingInk" xmlns:wne="http://schemas.microsoft.com/office/word/2006/wordml" xmlns:wps="http://schemas.microsoft.com/office/word/2010/wordprocessingShape" mc:Ignorable="w14 w15 w16se w16cid w16 w16cex w16sdtdh w16sdtfl w16du wp14">
   <w:p>
     <w:pPr>
       <w:pStyle w:val="Header"/>
